--- a/pr-preview/pr-95/classification-handout.docx
+++ b/pr-preview/pr-95/classification-handout.docx
@@ -15,10 +15,10 @@
         <w:pStyle w:val="Date"/>
       </w:pPr>
       <w:r>
-        <w:t xml:space="preserve">Last modified: 2026-10-08 19:32:38 (PDT)</w:t>
+        <w:t xml:space="preserve">Last modified: 2026-10-09 01:12:45 (PDT)</w:t>
       </w:r>
     </w:p>
-    <w:bookmarkStart w:id="13" w:name="introduction"/>
+    <w:bookmarkStart w:id="15" w:name="introduction"/>
     <w:p>
       <w:pPr>
         <w:pStyle w:val="Heading2"/>
@@ -74,24 +74,48 @@
         <w:t xml:space="preserve"> </w:t>
       </w:r>
       <w:r>
-        <w:t xml:space="preserve">based on test results,</w:t>
-      </w:r>
-      <w:r>
-        <w:t xml:space="preserve"> </w:t>
-      </w:r>
-      <w:r>
-        <w:t xml:space="preserve">biomarkers,</w:t>
-      </w:r>
-      <w:r>
-        <w:t xml:space="preserve"> </w:t>
-      </w:r>
-      <w:r>
-        <w:t xml:space="preserve">or clinical signs.</w:t>
+        <w:t xml:space="preserve">based on evidence such as:</w:t>
       </w:r>
     </w:p>
     <w:p>
       <w:pPr>
-        <w:pStyle w:val="BodyText"/>
+        <w:pStyle w:val="Compact"/>
+        <w:numPr>
+          <w:ilvl w:val="0"/>
+          <w:numId w:val="1001"/>
+        </w:numPr>
+      </w:pPr>
+      <w:r>
+        <w:t xml:space="preserve">test results;</w:t>
+      </w:r>
+    </w:p>
+    <w:p>
+      <w:pPr>
+        <w:pStyle w:val="Compact"/>
+        <w:numPr>
+          <w:ilvl w:val="0"/>
+          <w:numId w:val="1001"/>
+        </w:numPr>
+      </w:pPr>
+      <w:r>
+        <w:t xml:space="preserve">biomarkers;</w:t>
+      </w:r>
+    </w:p>
+    <w:p>
+      <w:pPr>
+        <w:pStyle w:val="Compact"/>
+        <w:numPr>
+          <w:ilvl w:val="0"/>
+          <w:numId w:val="1001"/>
+        </w:numPr>
+      </w:pPr>
+      <w:r>
+        <w:t xml:space="preserve">clinical signs.</w:t>
+      </w:r>
+    </w:p>
+    <w:p>
+      <w:pPr>
+        <w:pStyle w:val="FirstParagraph"/>
       </w:pPr>
       <w:r>
         <w:t xml:space="preserve">A test can look highly accurate in isolation,</w:t>
@@ -146,7 +170,7 @@
         <w:t xml:space="preserve">.</w:t>
       </w:r>
     </w:p>
-    <w:bookmarkStart w:id="11" w:name="def-classification"/>
+    <w:bookmarkStart w:id="12" w:name="def-classification"/>
     <w:p>
       <w:pPr>
         <w:pStyle w:val="BodyText"/>
@@ -248,6 +272,7 @@
       <w:pPr>
         <w:pStyle w:val="BodyText"/>
       </w:pPr>
+      <w:bookmarkStart w:id="11" w:name="eq-classification"/>
       <m:oMathPara>
         <m:oMathParaPr>
           <m:jc m:val="center"/>
@@ -335,8 +360,27 @@
           <m:r>
             <m:t>​</m:t>
           </m:r>
+          <m:r>
+            <m:t>  </m:t>
+          </m:r>
+          <m:r>
+            <m:rPr>
+              <m:sty m:val="p"/>
+            </m:rPr>
+            <m:t>(</m:t>
+          </m:r>
+          <m:r>
+            <m:t>1</m:t>
+          </m:r>
+          <m:r>
+            <m:rPr>
+              <m:sty m:val="p"/>
+            </m:rPr>
+            <m:t>)</m:t>
+          </m:r>
         </m:oMath>
       </m:oMathPara>
+      <w:bookmarkEnd w:id="11"/>
     </w:p>
     <w:p>
       <w:pPr>
@@ -417,8 +461,8 @@
         <w:t xml:space="preserve">.</w:t>
       </w:r>
     </w:p>
-    <w:bookmarkEnd w:id="11"/>
-    <w:bookmarkStart w:id="12" w:name="exm-classification"/>
+    <w:bookmarkEnd w:id="12"/>
+    <w:bookmarkStart w:id="14" w:name="exm-classification"/>
     <w:p>
       <w:pPr>
         <w:pStyle w:val="BodyText"/>
@@ -592,6 +636,7 @@
       <w:pPr>
         <w:pStyle w:val="BodyText"/>
       </w:pPr>
+      <w:bookmarkStart w:id="13" w:name="eq-classification-exm"/>
       <m:oMathPara>
         <m:oMathParaPr>
           <m:jc m:val="center"/>
@@ -740,12 +785,31 @@
               </m:m>
             </m:e>
           </m:d>
+          <m:r>
+            <m:t>  </m:t>
+          </m:r>
+          <m:r>
+            <m:rPr>
+              <m:sty m:val="p"/>
+            </m:rPr>
+            <m:t>(</m:t>
+          </m:r>
+          <m:r>
+            <m:t>2</m:t>
+          </m:r>
+          <m:r>
+            <m:rPr>
+              <m:sty m:val="p"/>
+            </m:rPr>
+            <m:t>)</m:t>
+          </m:r>
         </m:oMath>
       </m:oMathPara>
+      <w:bookmarkEnd w:id="13"/>
     </w:p>
-    <w:bookmarkEnd w:id="12"/>
-    <w:bookmarkEnd w:id="13"/>
-    <w:bookmarkStart w:id="21" w:name="diagnostic-test-characteristics"/>
+    <w:bookmarkEnd w:id="14"/>
+    <w:bookmarkEnd w:id="15"/>
+    <w:bookmarkStart w:id="31" w:name="diagnostic-test-characteristics"/>
     <w:p>
       <w:pPr>
         <w:pStyle w:val="Heading2"/>
@@ -754,7 +818,7 @@
         <w:t xml:space="preserve">2 Diagnostic test characteristics</w:t>
       </w:r>
     </w:p>
-    <w:bookmarkStart w:id="14" w:name="def-sensitivity"/>
+    <w:bookmarkStart w:id="17" w:name="def-sensitivity"/>
     <w:p>
       <w:pPr>
         <w:pStyle w:val="FirstParagraph"/>
@@ -824,6 +888,7 @@
       <w:pPr>
         <w:pStyle w:val="BodyText"/>
       </w:pPr>
+      <w:bookmarkStart w:id="16" w:name="eq-sensitivity"/>
       <m:oMathPara>
         <m:oMathParaPr>
           <m:jc m:val="center"/>
@@ -888,11 +953,30 @@
             </m:rPr>
             <m:t>)</m:t>
           </m:r>
+          <m:r>
+            <m:t>  </m:t>
+          </m:r>
+          <m:r>
+            <m:rPr>
+              <m:sty m:val="p"/>
+            </m:rPr>
+            <m:t>(</m:t>
+          </m:r>
+          <m:r>
+            <m:t>3</m:t>
+          </m:r>
+          <m:r>
+            <m:rPr>
+              <m:sty m:val="p"/>
+            </m:rPr>
+            <m:t>)</m:t>
+          </m:r>
         </m:oMath>
       </m:oMathPara>
+      <w:bookmarkEnd w:id="16"/>
     </w:p>
-    <w:bookmarkEnd w:id="14"/>
-    <w:bookmarkStart w:id="15" w:name="exm-sensitivity"/>
+    <w:bookmarkEnd w:id="17"/>
+    <w:bookmarkStart w:id="19" w:name="exm-sensitivity"/>
     <w:p>
       <w:pPr>
         <w:pStyle w:val="FirstParagraph"/>
@@ -990,6 +1074,7 @@
       <w:pPr>
         <w:pStyle w:val="BodyText"/>
       </w:pPr>
+      <w:bookmarkStart w:id="18" w:name="eq-sensitivity-exm"/>
       <m:oMathPara>
         <m:oMathParaPr>
           <m:jc m:val="center"/>
@@ -1037,11 +1122,30 @@
           <m:r>
             <m:t>0.99</m:t>
           </m:r>
+          <m:r>
+            <m:t>  </m:t>
+          </m:r>
+          <m:r>
+            <m:rPr>
+              <m:sty m:val="p"/>
+            </m:rPr>
+            <m:t>(</m:t>
+          </m:r>
+          <m:r>
+            <m:t>4</m:t>
+          </m:r>
+          <m:r>
+            <m:rPr>
+              <m:sty m:val="p"/>
+            </m:rPr>
+            <m:t>)</m:t>
+          </m:r>
         </m:oMath>
       </m:oMathPara>
+      <w:bookmarkEnd w:id="18"/>
     </w:p>
-    <w:bookmarkEnd w:id="15"/>
-    <w:bookmarkStart w:id="16" w:name="def-specificity"/>
+    <w:bookmarkEnd w:id="19"/>
+    <w:bookmarkStart w:id="21" w:name="def-specificity"/>
     <w:p>
       <w:pPr>
         <w:pStyle w:val="FirstParagraph"/>
@@ -1123,6 +1227,7 @@
       <w:pPr>
         <w:pStyle w:val="BodyText"/>
       </w:pPr>
+      <w:bookmarkStart w:id="20" w:name="eq-specificity"/>
       <m:oMathPara>
         <m:oMathParaPr>
           <m:jc m:val="center"/>
@@ -1199,11 +1304,30 @@
             </m:rPr>
             <m:t>)</m:t>
           </m:r>
+          <m:r>
+            <m:t>  </m:t>
+          </m:r>
+          <m:r>
+            <m:rPr>
+              <m:sty m:val="p"/>
+            </m:rPr>
+            <m:t>(</m:t>
+          </m:r>
+          <m:r>
+            <m:t>5</m:t>
+          </m:r>
+          <m:r>
+            <m:rPr>
+              <m:sty m:val="p"/>
+            </m:rPr>
+            <m:t>)</m:t>
+          </m:r>
         </m:oMath>
       </m:oMathPara>
+      <w:bookmarkEnd w:id="20"/>
     </w:p>
-    <w:bookmarkEnd w:id="16"/>
-    <w:bookmarkStart w:id="18" w:name="exm-specificity"/>
+    <w:bookmarkEnd w:id="21"/>
+    <w:bookmarkStart w:id="25" w:name="exm-specificity"/>
     <w:p>
       <w:pPr>
         <w:pStyle w:val="FirstParagraph"/>
@@ -1260,6 +1384,7 @@
       <w:pPr>
         <w:pStyle w:val="BodyText"/>
       </w:pPr>
+      <w:bookmarkStart w:id="22" w:name="eq-specificity-exm"/>
       <m:oMathPara>
         <m:oMathParaPr>
           <m:jc m:val="center"/>
@@ -1319,8 +1444,27 @@
           <m:r>
             <m:t>0.99</m:t>
           </m:r>
+          <m:r>
+            <m:t>  </m:t>
+          </m:r>
+          <m:r>
+            <m:rPr>
+              <m:sty m:val="p"/>
+            </m:rPr>
+            <m:t>(</m:t>
+          </m:r>
+          <m:r>
+            <m:t>6</m:t>
+          </m:r>
+          <m:r>
+            <m:rPr>
+              <m:sty m:val="p"/>
+            </m:rPr>
+            <m:t>)</m:t>
+          </m:r>
         </m:oMath>
       </m:oMathPara>
+      <w:bookmarkEnd w:id="22"/>
     </w:p>
     <w:p>
       <w:pPr>
@@ -1332,7 +1476,7 @@
       <w:r>
         <w:t xml:space="preserve"> </w:t>
       </w:r>
-      <w:hyperlink r:id="rId17">
+      <w:hyperlink r:id="rId23">
         <w:r>
           <w:rPr>
             <w:rStyle w:val="Hyperlink"/>
@@ -1354,6 +1498,7 @@
       <w:pPr>
         <w:pStyle w:val="BodyText"/>
       </w:pPr>
+      <w:bookmarkStart w:id="24" w:name="eq-specificity-exm-2"/>
       <m:oMathPara>
         <m:oMathParaPr>
           <m:jc m:val="center"/>
@@ -1557,11 +1702,30 @@
               </m:r>
             </m:e>
           </m:eqArr>
+          <m:r>
+            <m:t>  </m:t>
+          </m:r>
+          <m:r>
+            <m:rPr>
+              <m:sty m:val="p"/>
+            </m:rPr>
+            <m:t>(</m:t>
+          </m:r>
+          <m:r>
+            <m:t>7</m:t>
+          </m:r>
+          <m:r>
+            <m:rPr>
+              <m:sty m:val="p"/>
+            </m:rPr>
+            <m:t>)</m:t>
+          </m:r>
         </m:oMath>
       </m:oMathPara>
+      <w:bookmarkEnd w:id="24"/>
     </w:p>
-    <w:bookmarkEnd w:id="18"/>
-    <w:bookmarkStart w:id="19" w:name="def-prevalence"/>
+    <w:bookmarkEnd w:id="25"/>
+    <w:bookmarkStart w:id="27" w:name="def-prevalence"/>
     <w:p>
       <w:pPr>
         <w:pStyle w:val="FirstParagraph"/>
@@ -1620,6 +1784,7 @@
       <w:pPr>
         <w:pStyle w:val="BodyText"/>
       </w:pPr>
+      <w:bookmarkStart w:id="26" w:name="eq-prevalence"/>
       <m:oMathPara>
         <m:oMathParaPr>
           <m:jc m:val="center"/>
@@ -1672,11 +1837,30 @@
             </m:rPr>
             <m:t>)</m:t>
           </m:r>
+          <m:r>
+            <m:t>  </m:t>
+          </m:r>
+          <m:r>
+            <m:rPr>
+              <m:sty m:val="p"/>
+            </m:rPr>
+            <m:t>(</m:t>
+          </m:r>
+          <m:r>
+            <m:t>8</m:t>
+          </m:r>
+          <m:r>
+            <m:rPr>
+              <m:sty m:val="p"/>
+            </m:rPr>
+            <m:t>)</m:t>
+          </m:r>
         </m:oMath>
       </m:oMathPara>
+      <w:bookmarkEnd w:id="26"/>
     </w:p>
-    <w:bookmarkEnd w:id="19"/>
-    <w:bookmarkStart w:id="20" w:name="exm-prevalence"/>
+    <w:bookmarkEnd w:id="27"/>
+    <w:bookmarkStart w:id="30" w:name="exm-prevalence"/>
     <w:p>
       <w:pPr>
         <w:pStyle w:val="FirstParagraph"/>
@@ -1733,6 +1917,7 @@
       <w:pPr>
         <w:pStyle w:val="BodyText"/>
       </w:pPr>
+      <w:bookmarkStart w:id="28" w:name="eq-prevalence-exm"/>
       <m:oMathPara>
         <m:oMathParaPr>
           <m:jc m:val="center"/>
@@ -1768,8 +1953,27 @@
           <m:r>
             <m:t>0.07</m:t>
           </m:r>
+          <m:r>
+            <m:t>  </m:t>
+          </m:r>
+          <m:r>
+            <m:rPr>
+              <m:sty m:val="p"/>
+            </m:rPr>
+            <m:t>(</m:t>
+          </m:r>
+          <m:r>
+            <m:t>9</m:t>
+          </m:r>
+          <m:r>
+            <m:rPr>
+              <m:sty m:val="p"/>
+            </m:rPr>
+            <m:t>)</m:t>
+          </m:r>
         </m:oMath>
       </m:oMathPara>
+      <w:bookmarkEnd w:id="28"/>
     </w:p>
     <w:p>
       <w:pPr>
@@ -1781,7 +1985,7 @@
       <w:r>
         <w:t xml:space="preserve"> </w:t>
       </w:r>
-      <w:hyperlink r:id="rId17">
+      <w:hyperlink r:id="rId23">
         <w:r>
           <w:rPr>
             <w:rStyle w:val="Hyperlink"/>
@@ -1803,6 +2007,7 @@
       <w:pPr>
         <w:pStyle w:val="BodyText"/>
       </w:pPr>
+      <w:bookmarkStart w:id="29" w:name="eq-prevalence-exm-2"/>
       <m:oMathPara>
         <m:oMathParaPr>
           <m:jc m:val="center"/>
@@ -1954,12 +2159,31 @@
               </m:r>
             </m:e>
           </m:eqArr>
+          <m:r>
+            <m:t>  </m:t>
+          </m:r>
+          <m:r>
+            <m:rPr>
+              <m:sty m:val="p"/>
+            </m:rPr>
+            <m:t>(</m:t>
+          </m:r>
+          <m:r>
+            <m:t>10</m:t>
+          </m:r>
+          <m:r>
+            <m:rPr>
+              <m:sty m:val="p"/>
+            </m:rPr>
+            <m:t>)</m:t>
+          </m:r>
         </m:oMath>
       </m:oMathPara>
+      <w:bookmarkEnd w:id="29"/>
     </w:p>
-    <w:bookmarkEnd w:id="20"/>
-    <w:bookmarkEnd w:id="21"/>
-    <w:bookmarkStart w:id="27" w:name="predictive-values"/>
+    <w:bookmarkEnd w:id="30"/>
+    <w:bookmarkEnd w:id="31"/>
+    <w:bookmarkStart w:id="42" w:name="predictive-values"/>
     <w:p>
       <w:pPr>
         <w:pStyle w:val="Heading2"/>
@@ -1968,7 +2192,7 @@
         <w:t xml:space="preserve">3 Predictive values</w:t>
       </w:r>
     </w:p>
-    <w:bookmarkStart w:id="22" w:name="def-ppv"/>
+    <w:bookmarkStart w:id="33" w:name="def-ppv"/>
     <w:p>
       <w:pPr>
         <w:pStyle w:val="FirstParagraph"/>
@@ -2038,6 +2262,7 @@
       <w:pPr>
         <w:pStyle w:val="BodyText"/>
       </w:pPr>
+      <w:bookmarkStart w:id="32" w:name="eq-ppv"/>
       <m:oMathPara>
         <m:oMathParaPr>
           <m:jc m:val="center"/>
@@ -2102,11 +2327,30 @@
             </m:rPr>
             <m:t>)</m:t>
           </m:r>
+          <m:r>
+            <m:t>  </m:t>
+          </m:r>
+          <m:r>
+            <m:rPr>
+              <m:sty m:val="p"/>
+            </m:rPr>
+            <m:t>(</m:t>
+          </m:r>
+          <m:r>
+            <m:t>11</m:t>
+          </m:r>
+          <m:r>
+            <m:rPr>
+              <m:sty m:val="p"/>
+            </m:rPr>
+            <m:t>)</m:t>
+          </m:r>
         </m:oMath>
       </m:oMathPara>
+      <w:bookmarkEnd w:id="32"/>
     </w:p>
-    <w:bookmarkEnd w:id="22"/>
-    <w:bookmarkStart w:id="24" w:name="exm-ppv"/>
+    <w:bookmarkEnd w:id="33"/>
+    <w:bookmarkStart w:id="36" w:name="exm-ppv"/>
     <w:p>
       <w:pPr>
         <w:pStyle w:val="FirstParagraph"/>
@@ -2178,7 +2422,7 @@
       <w:r>
         <w:t xml:space="preserve"> </w:t>
       </w:r>
-      <w:hyperlink r:id="rId23">
+      <w:hyperlink r:id="rId34">
         <w:r>
           <w:rPr>
             <w:rStyle w:val="Hyperlink"/>
@@ -2208,6 +2452,7 @@
       <w:pPr>
         <w:pStyle w:val="BodyText"/>
       </w:pPr>
+      <w:bookmarkStart w:id="35" w:name="eq-ppv-exm"/>
       <m:oMathPara>
         <m:oMathParaPr>
           <m:jc m:val="center"/>
@@ -2255,8 +2500,27 @@
           <m:r>
             <m:t>0.88</m:t>
           </m:r>
+          <m:r>
+            <m:t>  </m:t>
+          </m:r>
+          <m:r>
+            <m:rPr>
+              <m:sty m:val="p"/>
+            </m:rPr>
+            <m:t>(</m:t>
+          </m:r>
+          <m:r>
+            <m:t>12</m:t>
+          </m:r>
+          <m:r>
+            <m:rPr>
+              <m:sty m:val="p"/>
+            </m:rPr>
+            <m:t>)</m:t>
+          </m:r>
         </m:oMath>
       </m:oMathPara>
+      <w:bookmarkEnd w:id="35"/>
     </w:p>
     <w:p>
       <w:pPr>
@@ -2284,8 +2548,8 @@
         <w:t xml:space="preserve">false positives make up a meaningful fraction of all positive tests.</w:t>
       </w:r>
     </w:p>
-    <w:bookmarkEnd w:id="24"/>
-    <w:bookmarkStart w:id="25" w:name="def-npv"/>
+    <w:bookmarkEnd w:id="36"/>
+    <w:bookmarkStart w:id="38" w:name="def-npv"/>
     <w:p>
       <w:pPr>
         <w:pStyle w:val="BodyText"/>
@@ -2367,6 +2631,7 @@
       <w:pPr>
         <w:pStyle w:val="BodyText"/>
       </w:pPr>
+      <w:bookmarkStart w:id="37" w:name="eq-npv"/>
       <m:oMathPara>
         <m:oMathParaPr>
           <m:jc m:val="center"/>
@@ -2443,11 +2708,30 @@
             </m:rPr>
             <m:t>)</m:t>
           </m:r>
+          <m:r>
+            <m:t>  </m:t>
+          </m:r>
+          <m:r>
+            <m:rPr>
+              <m:sty m:val="p"/>
+            </m:rPr>
+            <m:t>(</m:t>
+          </m:r>
+          <m:r>
+            <m:t>13</m:t>
+          </m:r>
+          <m:r>
+            <m:rPr>
+              <m:sty m:val="p"/>
+            </m:rPr>
+            <m:t>)</m:t>
+          </m:r>
         </m:oMath>
       </m:oMathPara>
+      <w:bookmarkEnd w:id="37"/>
     </w:p>
-    <w:bookmarkEnd w:id="25"/>
-    <w:bookmarkStart w:id="26" w:name="exm-npv"/>
+    <w:bookmarkEnd w:id="38"/>
+    <w:bookmarkStart w:id="41" w:name="exm-npv"/>
     <w:p>
       <w:pPr>
         <w:pStyle w:val="FirstParagraph"/>
@@ -2531,7 +2815,7 @@
       <w:r>
         <w:t xml:space="preserve"> </w:t>
       </w:r>
-      <w:hyperlink r:id="rId17">
+      <w:hyperlink r:id="rId23">
         <w:r>
           <w:rPr>
             <w:rStyle w:val="Hyperlink"/>
@@ -2547,6 +2831,7 @@
       <w:pPr>
         <w:pStyle w:val="BodyText"/>
       </w:pPr>
+      <w:bookmarkStart w:id="39" w:name="eq-npv-exm"/>
       <m:oMathPara>
         <m:oMathParaPr>
           <m:jc m:val="center"/>
@@ -2732,8 +3017,27 @@
               </m:r>
             </m:e>
           </m:eqArr>
+          <m:r>
+            <m:t>  </m:t>
+          </m:r>
+          <m:r>
+            <m:rPr>
+              <m:sty m:val="p"/>
+            </m:rPr>
+            <m:t>(</m:t>
+          </m:r>
+          <m:r>
+            <m:t>14</m:t>
+          </m:r>
+          <m:r>
+            <m:rPr>
+              <m:sty m:val="p"/>
+            </m:rPr>
+            <m:t>)</m:t>
+          </m:r>
         </m:oMath>
       </m:oMathPara>
+      <w:bookmarkEnd w:id="39"/>
     </w:p>
     <w:p>
       <w:pPr>
@@ -2843,6 +3147,7 @@
       <w:pPr>
         <w:pStyle w:val="BodyText"/>
       </w:pPr>
+      <w:bookmarkStart w:id="40" w:name="eq-npv-exm-2"/>
       <m:oMathPara>
         <m:oMathParaPr>
           <m:jc m:val="center"/>
@@ -3486,8 +3791,27 @@
               </m:r>
             </m:e>
           </m:eqArr>
+          <m:r>
+            <m:t>  </m:t>
+          </m:r>
+          <m:r>
+            <m:rPr>
+              <m:sty m:val="p"/>
+            </m:rPr>
+            <m:t>(</m:t>
+          </m:r>
+          <m:r>
+            <m:t>15</m:t>
+          </m:r>
+          <m:r>
+            <m:rPr>
+              <m:sty m:val="p"/>
+            </m:rPr>
+            <m:t>)</m:t>
+          </m:r>
         </m:oMath>
       </m:oMathPara>
+      <w:bookmarkEnd w:id="40"/>
     </w:p>
     <w:p>
       <w:pPr>
@@ -3503,9 +3827,9 @@
         <w:t xml:space="preserve">only about 8 in 10,000 people who test negative have COVID-19.</w:t>
       </w:r>
     </w:p>
-    <w:bookmarkEnd w:id="26"/>
-    <w:bookmarkEnd w:id="27"/>
-    <w:bookmarkStart w:id="37" w:name="X076ffac91629c23ab63ea48ae4a49dc44f38759"/>
+    <w:bookmarkEnd w:id="41"/>
+    <w:bookmarkEnd w:id="42"/>
+    <w:bookmarkStart w:id="58" w:name="X076ffac91629c23ab63ea48ae4a49dc44f38759"/>
     <w:p>
       <w:pPr>
         <w:pStyle w:val="Heading2"/>
@@ -3514,7 +3838,7 @@
         <w:t xml:space="preserve">4 PPV in terms of sensitivity, specificity, and prevalence</w:t>
       </w:r>
     </w:p>
-    <w:bookmarkStart w:id="28" w:name="exr-prob-positive"/>
+    <w:bookmarkStart w:id="43" w:name="exr-prob-positive"/>
     <w:p>
       <w:pPr>
         <w:pStyle w:val="FirstParagraph"/>
@@ -3625,8 +3949,8 @@
         <w:t xml:space="preserve">of the disease.</w:t>
       </w:r>
     </w:p>
-    <w:bookmarkEnd w:id="28"/>
-    <w:bookmarkStart w:id="29" w:name="sol-prob-positive"/>
+    <w:bookmarkEnd w:id="43"/>
+    <w:bookmarkStart w:id="45" w:name="sol-prob-positive"/>
     <w:p>
       <w:pPr>
         <w:pStyle w:val="BodyText"/>
@@ -3708,6 +4032,7 @@
       <w:pPr>
         <w:pStyle w:val="BodyText"/>
       </w:pPr>
+      <w:bookmarkStart w:id="44" w:name="eq-prob-positive-exr"/>
       <m:oMathPara>
         <m:oMathParaPr>
           <m:jc m:val="center"/>
@@ -4697,11 +5022,30 @@
               </m:r>
             </m:e>
           </m:eqArr>
+          <m:r>
+            <m:t>  </m:t>
+          </m:r>
+          <m:r>
+            <m:rPr>
+              <m:sty m:val="p"/>
+            </m:rPr>
+            <m:t>(</m:t>
+          </m:r>
+          <m:r>
+            <m:t>16</m:t>
+          </m:r>
+          <m:r>
+            <m:rPr>
+              <m:sty m:val="p"/>
+            </m:rPr>
+            <m:t>)</m:t>
+          </m:r>
         </m:oMath>
       </m:oMathPara>
+      <w:bookmarkEnd w:id="44"/>
     </w:p>
-    <w:bookmarkEnd w:id="29"/>
-    <w:bookmarkStart w:id="30" w:name="exr-ppv-bayes"/>
+    <w:bookmarkEnd w:id="45"/>
+    <w:bookmarkStart w:id="46" w:name="exr-ppv-bayes"/>
     <w:p>
       <w:pPr>
         <w:pStyle w:val="FirstParagraph"/>
@@ -4794,8 +5138,8 @@
         <w:t xml:space="preserve">of the disease.</w:t>
       </w:r>
     </w:p>
-    <w:bookmarkEnd w:id="30"/>
-    <w:bookmarkStart w:id="31" w:name="sol-ppv-bayes"/>
+    <w:bookmarkEnd w:id="46"/>
+    <w:bookmarkStart w:id="48" w:name="sol-ppv-bayes"/>
     <w:p>
       <w:pPr>
         <w:pStyle w:val="BodyText"/>
@@ -4915,6 +5259,7 @@
       <w:pPr>
         <w:pStyle w:val="BodyText"/>
       </w:pPr>
+      <w:bookmarkStart w:id="47" w:name="eq-ppv-bayes-exr"/>
       <m:oMathPara>
         <m:oMathParaPr>
           <m:jc m:val="center"/>
@@ -5433,11 +5778,30 @@
               </m:r>
             </m:e>
           </m:eqArr>
+          <m:r>
+            <m:t>  </m:t>
+          </m:r>
+          <m:r>
+            <m:rPr>
+              <m:sty m:val="p"/>
+            </m:rPr>
+            <m:t>(</m:t>
+          </m:r>
+          <m:r>
+            <m:t>17</m:t>
+          </m:r>
+          <m:r>
+            <m:rPr>
+              <m:sty m:val="p"/>
+            </m:rPr>
+            <m:t>)</m:t>
+          </m:r>
         </m:oMath>
       </m:oMathPara>
+      <w:bookmarkEnd w:id="47"/>
     </w:p>
-    <w:bookmarkEnd w:id="31"/>
-    <w:bookmarkStart w:id="32" w:name="exr-ppv-ratio-form"/>
+    <w:bookmarkEnd w:id="48"/>
+    <w:bookmarkStart w:id="49" w:name="exr-ppv-ratio-form"/>
     <w:p>
       <w:pPr>
         <w:pStyle w:val="FirstParagraph"/>
@@ -5571,8 +5935,8 @@
         <w:t xml:space="preserve">of non-diseased to diseased people in the population.</w:t>
       </w:r>
     </w:p>
-    <w:bookmarkEnd w:id="32"/>
-    <w:bookmarkStart w:id="33" w:name="sol-ppv-ratio-form"/>
+    <w:bookmarkEnd w:id="49"/>
+    <w:bookmarkStart w:id="51" w:name="sol-ppv-ratio-form"/>
     <w:p>
       <w:pPr>
         <w:pStyle w:val="BodyText"/>
@@ -5851,6 +6215,7 @@
       <w:pPr>
         <w:pStyle w:val="BodyText"/>
       </w:pPr>
+      <w:bookmarkStart w:id="50" w:name="eq-ppv-ratio-form-exr"/>
       <m:oMathPara>
         <m:oMathParaPr>
           <m:jc m:val="center"/>
@@ -6450,11 +6815,30 @@
               </m:r>
             </m:e>
           </m:eqArr>
+          <m:r>
+            <m:t>  </m:t>
+          </m:r>
+          <m:r>
+            <m:rPr>
+              <m:sty m:val="p"/>
+            </m:rPr>
+            <m:t>(</m:t>
+          </m:r>
+          <m:r>
+            <m:t>18</m:t>
+          </m:r>
+          <m:r>
+            <m:rPr>
+              <m:sty m:val="p"/>
+            </m:rPr>
+            <m:t>)</m:t>
+          </m:r>
         </m:oMath>
       </m:oMathPara>
+      <w:bookmarkEnd w:id="50"/>
     </w:p>
-    <w:bookmarkEnd w:id="33"/>
-    <w:bookmarkStart w:id="34" w:name="thm-ppv-sens-spec-prev"/>
+    <w:bookmarkEnd w:id="51"/>
+    <w:bookmarkStart w:id="53" w:name="thm-ppv-sens-spec-prev"/>
     <w:p>
       <w:pPr>
         <w:pStyle w:val="FirstParagraph"/>
@@ -6470,7 +6854,13 @@
         <w:t xml:space="preserve"> </w:t>
       </w:r>
       <w:r>
-        <w:t xml:space="preserve">The positive predictive value of a diagnostic test with positive sensitivity</w:t>
+        <w:t xml:space="preserve">The positive predictive value of a diagnostic test with positive sensitivity,</w:t>
+      </w:r>
+      <w:r>
+        <w:t xml:space="preserve"> </w:t>
+      </w:r>
+      <w:r>
+        <w:t xml:space="preserve">used in a population with positive prevalence,</w:t>
       </w:r>
       <w:r>
         <w:t xml:space="preserve"> </w:t>
@@ -6495,6 +6885,7 @@
       <w:pPr>
         <w:pStyle w:val="BodyText"/>
       </w:pPr>
+      <w:bookmarkStart w:id="52" w:name="eq-ppv-sens-spec-prev"/>
       <m:oMathPara>
         <m:oMathParaPr>
           <m:jc m:val="center"/>
@@ -6604,10 +6995,29 @@
               </m:f>
             </m:den>
           </m:f>
+          <m:r>
+            <m:t>  </m:t>
+          </m:r>
+          <m:r>
+            <m:rPr>
+              <m:sty m:val="p"/>
+            </m:rPr>
+            <m:t>(</m:t>
+          </m:r>
+          <m:r>
+            <m:t>19</m:t>
+          </m:r>
+          <m:r>
+            <m:rPr>
+              <m:sty m:val="p"/>
+            </m:rPr>
+            <m:t>)</m:t>
+          </m:r>
         </m:oMath>
       </m:oMathPara>
+      <w:bookmarkEnd w:id="52"/>
     </w:p>
-    <w:bookmarkEnd w:id="34"/>
+    <w:bookmarkEnd w:id="53"/>
     <w:p>
       <w:pPr>
         <w:pStyle w:val="FirstParagraph"/>
@@ -6677,7 +7087,7 @@
         <w:t xml:space="preserve">.</w:t>
       </w:r>
     </w:p>
-    <w:bookmarkStart w:id="35" w:name="exm-ppv-sens-spec-prev"/>
+    <w:bookmarkStart w:id="56" w:name="exm-ppv-sens-spec-prev"/>
     <w:p>
       <w:pPr>
         <w:pStyle w:val="BodyText"/>
@@ -6768,6 +7178,7 @@
       <w:pPr>
         <w:pStyle w:val="BodyText"/>
       </w:pPr>
+      <w:bookmarkStart w:id="54" w:name="eq-ppv-sens-spec-prev-exm"/>
       <m:oMathPara>
         <m:oMathParaPr>
           <m:jc m:val="center"/>
@@ -7133,8 +7544,27 @@
               </m:r>
             </m:e>
           </m:eqArr>
+          <m:r>
+            <m:t>  </m:t>
+          </m:r>
+          <m:r>
+            <m:rPr>
+              <m:sty m:val="p"/>
+            </m:rPr>
+            <m:t>(</m:t>
+          </m:r>
+          <m:r>
+            <m:t>20</m:t>
+          </m:r>
+          <m:r>
+            <m:rPr>
+              <m:sty m:val="p"/>
+            </m:rPr>
+            <m:t>)</m:t>
+          </m:r>
         </m:oMath>
       </m:oMathPara>
+      <w:bookmarkEnd w:id="54"/>
     </w:p>
     <w:p>
       <w:pPr>
@@ -7211,29 +7641,29 @@
       <w:pPr>
         <w:pStyle w:val="BodyText"/>
       </w:pPr>
+      <w:bookmarkStart w:id="55" w:name="eq-ppv-sens-spec-prev-exm-2"/>
       <m:oMathPara>
         <m:oMathParaPr>
           <m:jc m:val="center"/>
         </m:oMathParaPr>
         <m:oMath>
-          <m:f>
-            <m:fPr>
-              <m:type m:val="bar"/>
-            </m:fPr>
-            <m:num>
-              <m:r>
-                <m:t>1</m:t>
-              </m:r>
-            </m:num>
-            <m:den>
-              <m:r>
-                <m:t>1</m:t>
-              </m:r>
-              <m:r>
-                <m:rPr>
-                  <m:sty m:val="p"/>
-                </m:rPr>
-                <m:t>+</m:t>
+          <m:eqArr>
+            <m:e>
+              <m:r>
+                <m:rPr>
+                  <m:nor/>
+                  <m:sty m:val="p"/>
+                </m:rPr>
+                <m:t>PPV</m:t>
+              </m:r>
+              <m:r>
+                <m:t>&amp;</m:t>
+              </m:r>
+              <m:r>
+                <m:rPr>
+                  <m:sty m:val="p"/>
+                </m:rPr>
+                <m:t>=</m:t>
               </m:r>
               <m:f>
                 <m:fPr>
@@ -7241,84 +7671,263 @@
                 </m:fPr>
                 <m:num>
                   <m:r>
-                    <m:t>0.01</m:t>
+                    <m:t>1</m:t>
                   </m:r>
                 </m:num>
                 <m:den>
                   <m:r>
-                    <m:t>0.99</m:t>
+                    <m:t>1</m:t>
+                  </m:r>
+                  <m:r>
+                    <m:rPr>
+                      <m:sty m:val="p"/>
+                    </m:rPr>
+                    <m:t>+</m:t>
+                  </m:r>
+                  <m:f>
+                    <m:fPr>
+                      <m:type m:val="bar"/>
+                    </m:fPr>
+                    <m:num>
+                      <m:r>
+                        <m:t>0.01</m:t>
+                      </m:r>
+                    </m:num>
+                    <m:den>
+                      <m:r>
+                        <m:t>0.99</m:t>
+                      </m:r>
+                    </m:den>
+                  </m:f>
+                  <m:r>
+                    <m:rPr>
+                      <m:sty m:val="p"/>
+                    </m:rPr>
+                    <m:t>⋅</m:t>
+                  </m:r>
+                  <m:r>
+                    <m:t>999</m:t>
                   </m:r>
                 </m:den>
               </m:f>
               <m:r>
-                <m:rPr>
-                  <m:sty m:val="p"/>
-                </m:rPr>
-                <m:t>⋅</m:t>
-              </m:r>
-              <m:r>
-                <m:t>999</m:t>
-              </m:r>
-            </m:den>
-          </m:f>
+                <m:t>&amp;</m:t>
+              </m:r>
+              <m:r>
+                <m:t>&amp;</m:t>
+              </m:r>
+              <m:r>
+                <m:rPr>
+                  <m:nor/>
+                  <m:sty m:val="p"/>
+                </m:rPr>
+                <m:t>(PPV in terms of the two ratios, with the new prevalence)</m:t>
+              </m:r>
+            </m:e>
+            <m:e>
+              <m:r>
+                <m:t>&amp;</m:t>
+              </m:r>
+              <m:r>
+                <m:rPr>
+                  <m:sty m:val="p"/>
+                </m:rPr>
+                <m:t>≈</m:t>
+              </m:r>
+              <m:f>
+                <m:fPr>
+                  <m:type m:val="bar"/>
+                </m:fPr>
+                <m:num>
+                  <m:r>
+                    <m:t>1</m:t>
+                  </m:r>
+                </m:num>
+                <m:den>
+                  <m:r>
+                    <m:t>1</m:t>
+                  </m:r>
+                  <m:r>
+                    <m:rPr>
+                      <m:sty m:val="p"/>
+                    </m:rPr>
+                    <m:t>+</m:t>
+                  </m:r>
+                  <m:r>
+                    <m:t>0.0101</m:t>
+                  </m:r>
+                  <m:r>
+                    <m:rPr>
+                      <m:sty m:val="p"/>
+                    </m:rPr>
+                    <m:t>⋅</m:t>
+                  </m:r>
+                  <m:r>
+                    <m:t>999</m:t>
+                  </m:r>
+                </m:den>
+              </m:f>
+              <m:r>
+                <m:t>&amp;</m:t>
+              </m:r>
+              <m:r>
+                <m:t>&amp;</m:t>
+              </m:r>
+              <m:r>
+                <m:rPr>
+                  <m:nor/>
+                  <m:sty m:val="p"/>
+                </m:rPr>
+                <m:t>(divide)</m:t>
+              </m:r>
+            </m:e>
+            <m:e>
+              <m:r>
+                <m:t>&amp;</m:t>
+              </m:r>
+              <m:r>
+                <m:rPr>
+                  <m:sty m:val="p"/>
+                </m:rPr>
+                <m:t>≈</m:t>
+              </m:r>
+              <m:f>
+                <m:fPr>
+                  <m:type m:val="bar"/>
+                </m:fPr>
+                <m:num>
+                  <m:r>
+                    <m:t>1</m:t>
+                  </m:r>
+                </m:num>
+                <m:den>
+                  <m:r>
+                    <m:t>1</m:t>
+                  </m:r>
+                  <m:r>
+                    <m:rPr>
+                      <m:sty m:val="p"/>
+                    </m:rPr>
+                    <m:t>+</m:t>
+                  </m:r>
+                  <m:r>
+                    <m:t>10.09</m:t>
+                  </m:r>
+                </m:den>
+              </m:f>
+              <m:r>
+                <m:t>&amp;</m:t>
+              </m:r>
+              <m:r>
+                <m:t>&amp;</m:t>
+              </m:r>
+              <m:r>
+                <m:rPr>
+                  <m:nor/>
+                  <m:sty m:val="p"/>
+                </m:rPr>
+                <m:t>(multiply)</m:t>
+              </m:r>
+            </m:e>
+            <m:e>
+              <m:r>
+                <m:t>&amp;</m:t>
+              </m:r>
+              <m:r>
+                <m:rPr>
+                  <m:sty m:val="p"/>
+                </m:rPr>
+                <m:t>=</m:t>
+              </m:r>
+              <m:f>
+                <m:fPr>
+                  <m:type m:val="bar"/>
+                </m:fPr>
+                <m:num>
+                  <m:r>
+                    <m:t>1</m:t>
+                  </m:r>
+                </m:num>
+                <m:den>
+                  <m:r>
+                    <m:t>11.09</m:t>
+                  </m:r>
+                </m:den>
+              </m:f>
+              <m:r>
+                <m:t>&amp;</m:t>
+              </m:r>
+              <m:r>
+                <m:t>&amp;</m:t>
+              </m:r>
+              <m:r>
+                <m:rPr>
+                  <m:nor/>
+                  <m:sty m:val="p"/>
+                </m:rPr>
+                <m:t>(add)</m:t>
+              </m:r>
+            </m:e>
+            <m:e>
+              <m:r>
+                <m:t>&amp;</m:t>
+              </m:r>
+              <m:r>
+                <m:rPr>
+                  <m:sty m:val="p"/>
+                </m:rPr>
+                <m:t>≈</m:t>
+              </m:r>
+              <m:r>
+                <m:t>0.09</m:t>
+              </m:r>
+              <m:r>
+                <m:t>&amp;</m:t>
+              </m:r>
+              <m:r>
+                <m:t>&amp;</m:t>
+              </m:r>
+              <m:r>
+                <m:rPr>
+                  <m:nor/>
+                  <m:sty m:val="p"/>
+                </m:rPr>
+                <m:t>(divide)</m:t>
+              </m:r>
+            </m:e>
+          </m:eqArr>
+          <m:r>
+            <m:t>  </m:t>
+          </m:r>
           <m:r>
             <m:rPr>
               <m:sty m:val="p"/>
             </m:rPr>
-            <m:t>≈</m:t>
-          </m:r>
-          <m:f>
-            <m:fPr>
-              <m:type m:val="bar"/>
-            </m:fPr>
-            <m:num>
-              <m:r>
-                <m:t>1</m:t>
-              </m:r>
-            </m:num>
-            <m:den>
-              <m:r>
-                <m:t>1</m:t>
-              </m:r>
-              <m:r>
-                <m:rPr>
-                  <m:sty m:val="p"/>
-                </m:rPr>
-                <m:t>+</m:t>
-              </m:r>
-              <m:r>
-                <m:t>10.09</m:t>
-              </m:r>
-            </m:den>
-          </m:f>
+            <m:t>(</m:t>
+          </m:r>
+          <m:r>
+            <m:t>21</m:t>
+          </m:r>
           <m:r>
             <m:rPr>
               <m:sty m:val="p"/>
             </m:rPr>
-            <m:t>≈</m:t>
-          </m:r>
-          <m:r>
-            <m:t>0.09</m:t>
-          </m:r>
-          <m:r>
-            <m:rPr>
-              <m:sty m:val="p"/>
-            </m:rPr>
-            <m:t>:</m:t>
+            <m:t>)</m:t>
           </m:r>
         </m:oMath>
       </m:oMathPara>
+      <w:bookmarkEnd w:id="55"/>
     </w:p>
     <w:p>
       <w:pPr>
         <w:pStyle w:val="FirstParagraph"/>
       </w:pPr>
       <w:r>
-        <w:t xml:space="preserve">about 9 in 10 positive results would be false positives.</w:t>
+        <w:t xml:space="preserve">so about 9 in 10 positive results would be false positives.</w:t>
       </w:r>
     </w:p>
-    <w:bookmarkEnd w:id="35"/>
-    <w:bookmarkStart w:id="36" w:name="rem-ppv-prevalence"/>
+    <w:bookmarkEnd w:id="56"/>
+    <w:bookmarkStart w:id="57" w:name="rem-ppv-prevalence"/>
     <w:p>
       <w:pPr>
         <w:pStyle w:val="BodyText"/>
@@ -7438,9 +8047,9 @@
         <w:t xml:space="preserve">shows.</w:t>
       </w:r>
     </w:p>
-    <w:bookmarkEnd w:id="36"/>
-    <w:bookmarkEnd w:id="37"/>
-    <w:bookmarkStart w:id="41" w:name="agreement-between-two-classifiers"/>
+    <w:bookmarkEnd w:id="57"/>
+    <w:bookmarkEnd w:id="58"/>
+    <w:bookmarkStart w:id="62" w:name="agreement-between-two-classifiers"/>
     <w:p>
       <w:pPr>
         <w:pStyle w:val="Heading2"/>
@@ -7525,7 +8134,7 @@
         <w:t xml:space="preserve">.</w:t>
       </w:r>
     </w:p>
-    <w:bookmarkStart w:id="39" w:name="def-agreement-table"/>
+    <w:bookmarkStart w:id="60" w:name="def-agreement-table"/>
     <w:p>
       <w:pPr>
         <w:pStyle w:val="BodyText"/>
@@ -7968,7 +8577,7 @@
       <w:pPr>
         <w:pStyle w:val="BodyText"/>
       </w:pPr>
-      <w:bookmarkStart w:id="38" w:name="eq-agreement-table-n"/>
+      <w:bookmarkStart w:id="59" w:name="eq-agreement-table-n"/>
       <m:oMathPara>
         <m:oMathParaPr>
           <m:jc m:val="center"/>
@@ -8036,7 +8645,7 @@
             <m:t>(</m:t>
           </m:r>
           <m:r>
-            <m:t>1</m:t>
+            <m:t>22</m:t>
           </m:r>
           <m:r>
             <m:rPr>
@@ -8046,10 +8655,10 @@
           </m:r>
         </m:oMath>
       </m:oMathPara>
-      <w:bookmarkEnd w:id="38"/>
+      <w:bookmarkEnd w:id="59"/>
     </w:p>
-    <w:bookmarkEnd w:id="39"/>
-    <w:bookmarkStart w:id="40" w:name="exm-agreement-table-covid"/>
+    <w:bookmarkEnd w:id="60"/>
+    <w:bookmarkStart w:id="61" w:name="exm-agreement-table-covid"/>
     <w:p>
       <w:pPr>
         <w:pStyle w:val="FirstParagraph"/>
@@ -8970,9 +9579,9 @@
         <w:t xml:space="preserve">#&gt;  693   93    7 9207</w:t>
       </w:r>
     </w:p>
-    <w:bookmarkEnd w:id="40"/>
-    <w:bookmarkEnd w:id="41"/>
-    <w:bookmarkStart w:id="62" w:name="agreement-proportions"/>
+    <w:bookmarkEnd w:id="61"/>
+    <w:bookmarkEnd w:id="62"/>
+    <w:bookmarkStart w:id="87" w:name="agreement-proportions"/>
     <w:p>
       <w:pPr>
         <w:pStyle w:val="Heading2"/>
@@ -8981,7 +9590,7 @@
         <w:t xml:space="preserve">6 Agreement proportions</w:t>
       </w:r>
     </w:p>
-    <w:bookmarkStart w:id="43" w:name="def-overall-agreement"/>
+    <w:bookmarkStart w:id="64" w:name="def-overall-agreement"/>
     <w:p>
       <w:pPr>
         <w:pStyle w:val="FirstParagraph"/>
@@ -9043,7 +9652,7 @@
       <w:pPr>
         <w:pStyle w:val="BodyText"/>
       </w:pPr>
-      <w:bookmarkStart w:id="42" w:name="eq-overall-agreement"/>
+      <w:bookmarkStart w:id="63" w:name="eq-overall-agreement"/>
       <m:oMathPara>
         <m:oMathParaPr>
           <m:jc m:val="center"/>
@@ -9114,7 +9723,7 @@
             <m:t>(</m:t>
           </m:r>
           <m:r>
-            <m:t>2</m:t>
+            <m:t>23</m:t>
           </m:r>
           <m:r>
             <m:rPr>
@@ -9124,10 +9733,10 @@
           </m:r>
         </m:oMath>
       </m:oMathPara>
-      <w:bookmarkEnd w:id="42"/>
+      <w:bookmarkEnd w:id="63"/>
     </w:p>
-    <w:bookmarkEnd w:id="43"/>
-    <w:bookmarkStart w:id="44" w:name="exm-overall-agreement"/>
+    <w:bookmarkEnd w:id="64"/>
+    <w:bookmarkStart w:id="66" w:name="exm-overall-agreement"/>
     <w:p>
       <w:pPr>
         <w:pStyle w:val="FirstParagraph"/>
@@ -9181,6 +9790,7 @@
       <w:pPr>
         <w:pStyle w:val="BodyText"/>
       </w:pPr>
+      <w:bookmarkStart w:id="65" w:name="eq-exm-overall-agreement"/>
       <m:oMathPara>
         <m:oMathParaPr>
           <m:jc m:val="center"/>
@@ -9369,11 +9979,30 @@
               </m:r>
             </m:e>
           </m:eqArr>
+          <m:r>
+            <m:t>  </m:t>
+          </m:r>
+          <m:r>
+            <m:rPr>
+              <m:sty m:val="p"/>
+            </m:rPr>
+            <m:t>(</m:t>
+          </m:r>
+          <m:r>
+            <m:t>24</m:t>
+          </m:r>
+          <m:r>
+            <m:rPr>
+              <m:sty m:val="p"/>
+            </m:rPr>
+            <m:t>)</m:t>
+          </m:r>
         </m:oMath>
       </m:oMathPara>
+      <w:bookmarkEnd w:id="65"/>
     </w:p>
-    <w:bookmarkEnd w:id="44"/>
-    <w:bookmarkStart w:id="49" w:name="def-positive-agreement"/>
+    <w:bookmarkEnd w:id="66"/>
+    <w:bookmarkStart w:id="71" w:name="def-positive-agreement"/>
     <w:p>
       <w:pPr>
         <w:pStyle w:val="FirstParagraph"/>
@@ -9504,7 +10133,7 @@
       <w:pPr>
         <w:pStyle w:val="BodyText"/>
       </w:pPr>
-      <w:bookmarkStart w:id="45" w:name="eq-positive-agreement"/>
+      <w:bookmarkStart w:id="67" w:name="eq-positive-agreement"/>
       <m:oMathPara>
         <m:oMathParaPr>
           <m:jc m:val="center"/>
@@ -9594,7 +10223,7 @@
             <m:t>(</m:t>
           </m:r>
           <m:r>
-            <m:t>3</m:t>
+            <m:t>25</m:t>
           </m:r>
           <m:r>
             <m:rPr>
@@ -9604,7 +10233,7 @@
           </m:r>
         </m:oMath>
       </m:oMathPara>
-      <w:bookmarkEnd w:id="45"/>
+      <w:bookmarkEnd w:id="67"/>
     </w:p>
     <w:tbl>
       <w:tblPr>
@@ -9647,18 +10276,18 @@
                 <wp:inline>
                   <wp:extent cx="152400" cy="152400"/>
                   <wp:effectExtent b="0" l="0" r="0" t="0"/>
-                  <wp:docPr descr="" title="" id="47" name="Picture"/>
+                  <wp:docPr descr="" title="" id="69" name="Picture"/>
                   <a:graphic>
                     <a:graphicData uri="http://schemas.openxmlformats.org/drawingml/2006/picture">
                       <pic:pic>
                         <pic:nvPicPr>
-                          <pic:cNvPr descr="/opt/quarto/share/formats/docx/note.png" id="48" name="Picture"/>
+                          <pic:cNvPr descr="/opt/quarto/share/formats/docx/note.png" id="70" name="Picture"/>
                           <pic:cNvPicPr>
                             <a:picLocks noChangeArrowheads="1" noChangeAspect="1"/>
                           </pic:cNvPicPr>
                         </pic:nvPicPr>
                         <pic:blipFill>
-                          <a:blip r:embed="rId46"/>
+                          <a:blip r:embed="rId68"/>
                           <a:stretch>
                             <a:fillRect/>
                           </a:stretch>
@@ -9711,8 +10340,8 @@
         </w:tc>
       </w:tr>
     </w:tbl>
-    <w:bookmarkEnd w:id="49"/>
-    <w:bookmarkStart w:id="50" w:name="exm-positive-agreement"/>
+    <w:bookmarkEnd w:id="71"/>
+    <w:bookmarkStart w:id="73" w:name="exm-positive-agreement"/>
     <w:p>
       <w:pPr>
         <w:pStyle w:val="FirstParagraph"/>
@@ -9766,6 +10395,7 @@
       <w:pPr>
         <w:pStyle w:val="BodyText"/>
       </w:pPr>
+      <w:bookmarkStart w:id="72" w:name="eq-exm-positive-agreement"/>
       <m:oMathPara>
         <m:oMathParaPr>
           <m:jc m:val="center"/>
@@ -10046,8 +10676,27 @@
               </m:r>
             </m:e>
           </m:eqArr>
+          <m:r>
+            <m:t>  </m:t>
+          </m:r>
+          <m:r>
+            <m:rPr>
+              <m:sty m:val="p"/>
+            </m:rPr>
+            <m:t>(</m:t>
+          </m:r>
+          <m:r>
+            <m:t>26</m:t>
+          </m:r>
+          <m:r>
+            <m:rPr>
+              <m:sty m:val="p"/>
+            </m:rPr>
+            <m:t>)</m:t>
+          </m:r>
         </m:oMath>
       </m:oMathPara>
+      <w:bookmarkEnd w:id="72"/>
     </w:p>
     <w:p>
       <w:pPr>
@@ -10080,8 +10729,8 @@
         <w:t xml:space="preserve">relative to the 693 true positives.</w:t>
       </w:r>
     </w:p>
-    <w:bookmarkEnd w:id="50"/>
-    <w:bookmarkStart w:id="54" w:name="def-negative-agreement"/>
+    <w:bookmarkEnd w:id="73"/>
+    <w:bookmarkStart w:id="77" w:name="def-negative-agreement"/>
     <w:p>
       <w:pPr>
         <w:pStyle w:val="BodyText"/>
@@ -10212,7 +10861,7 @@
       <w:pPr>
         <w:pStyle w:val="BodyText"/>
       </w:pPr>
-      <w:bookmarkStart w:id="51" w:name="eq-negative-agreement"/>
+      <w:bookmarkStart w:id="74" w:name="eq-negative-agreement"/>
       <m:oMathPara>
         <m:oMathParaPr>
           <m:jc m:val="center"/>
@@ -10302,7 +10951,7 @@
             <m:t>(</m:t>
           </m:r>
           <m:r>
-            <m:t>4</m:t>
+            <m:t>27</m:t>
           </m:r>
           <m:r>
             <m:rPr>
@@ -10312,7 +10961,7 @@
           </m:r>
         </m:oMath>
       </m:oMathPara>
-      <w:bookmarkEnd w:id="51"/>
+      <w:bookmarkEnd w:id="74"/>
     </w:p>
     <w:tbl>
       <w:tblPr>
@@ -10355,18 +11004,18 @@
                 <wp:inline>
                   <wp:extent cx="152400" cy="152400"/>
                   <wp:effectExtent b="0" l="0" r="0" t="0"/>
-                  <wp:docPr descr="" title="" id="52" name="Picture"/>
+                  <wp:docPr descr="" title="" id="75" name="Picture"/>
                   <a:graphic>
                     <a:graphicData uri="http://schemas.openxmlformats.org/drawingml/2006/picture">
                       <pic:pic>
                         <pic:nvPicPr>
-                          <pic:cNvPr descr="/opt/quarto/share/formats/docx/note.png" id="53" name="Picture"/>
+                          <pic:cNvPr descr="/opt/quarto/share/formats/docx/note.png" id="76" name="Picture"/>
                           <pic:cNvPicPr>
                             <a:picLocks noChangeArrowheads="1" noChangeAspect="1"/>
                           </pic:cNvPicPr>
                         </pic:nvPicPr>
                         <pic:blipFill>
-                          <a:blip r:embed="rId46"/>
+                          <a:blip r:embed="rId68"/>
                           <a:stretch>
                             <a:fillRect/>
                           </a:stretch>
@@ -10419,8 +11068,8 @@
         </w:tc>
       </w:tr>
     </w:tbl>
-    <w:bookmarkEnd w:id="54"/>
-    <w:bookmarkStart w:id="55" w:name="exm-negative-agreement"/>
+    <w:bookmarkEnd w:id="77"/>
+    <w:bookmarkStart w:id="79" w:name="exm-negative-agreement"/>
     <w:p>
       <w:pPr>
         <w:pStyle w:val="FirstParagraph"/>
@@ -10474,6 +11123,7 @@
       <w:pPr>
         <w:pStyle w:val="BodyText"/>
       </w:pPr>
+      <w:bookmarkStart w:id="78" w:name="eq-exm-negative-agreement"/>
       <m:oMathPara>
         <m:oMathParaPr>
           <m:jc m:val="center"/>
@@ -10772,8 +11422,27 @@
               </m:r>
             </m:e>
           </m:eqArr>
+          <m:r>
+            <m:t>  </m:t>
+          </m:r>
+          <m:r>
+            <m:rPr>
+              <m:sty m:val="p"/>
+            </m:rPr>
+            <m:t>(</m:t>
+          </m:r>
+          <m:r>
+            <m:t>28</m:t>
+          </m:r>
+          <m:r>
+            <m:rPr>
+              <m:sty m:val="p"/>
+            </m:rPr>
+            <m:t>)</m:t>
+          </m:r>
         </m:oMath>
       </m:oMathPara>
+      <w:bookmarkEnd w:id="78"/>
     </w:p>
     <w:p>
       <w:pPr>
@@ -10806,8 +11475,8 @@
         <w:t xml:space="preserve">relative to the 9,207 shared negative calls.</w:t>
       </w:r>
     </w:p>
-    <w:bookmarkEnd w:id="55"/>
-    <w:bookmarkStart w:id="57" w:name="def-agent-only-rate"/>
+    <w:bookmarkEnd w:id="79"/>
+    <w:bookmarkStart w:id="81" w:name="def-agent-only-rate"/>
     <w:p>
       <w:pPr>
         <w:pStyle w:val="BodyText"/>
@@ -10869,7 +11538,7 @@
       <w:pPr>
         <w:pStyle w:val="BodyText"/>
       </w:pPr>
-      <w:bookmarkStart w:id="56" w:name="eq-agent-only-rate"/>
+      <w:bookmarkStart w:id="80" w:name="eq-agent-only-rate"/>
       <m:oMathPara>
         <m:oMathParaPr>
           <m:jc m:val="center"/>
@@ -10935,7 +11604,7 @@
             <m:t>(</m:t>
           </m:r>
           <m:r>
-            <m:t>5</m:t>
+            <m:t>29</m:t>
           </m:r>
           <m:r>
             <m:rPr>
@@ -10945,10 +11614,10 @@
           </m:r>
         </m:oMath>
       </m:oMathPara>
-      <w:bookmarkEnd w:id="56"/>
+      <w:bookmarkEnd w:id="80"/>
     </w:p>
-    <w:bookmarkEnd w:id="57"/>
-    <w:bookmarkStart w:id="58" w:name="exm-agent-only-rate"/>
+    <w:bookmarkEnd w:id="81"/>
+    <w:bookmarkStart w:id="83" w:name="exm-agent-only-rate"/>
     <w:p>
       <w:pPr>
         <w:pStyle w:val="FirstParagraph"/>
@@ -11002,6 +11671,7 @@
       <w:pPr>
         <w:pStyle w:val="BodyText"/>
       </w:pPr>
+      <w:bookmarkStart w:id="82" w:name="eq-exm-agent-only-rate"/>
       <m:oMathPara>
         <m:oMathParaPr>
           <m:jc m:val="center"/>
@@ -11123,8 +11793,27 @@
               </m:r>
             </m:e>
           </m:eqArr>
+          <m:r>
+            <m:t>  </m:t>
+          </m:r>
+          <m:r>
+            <m:rPr>
+              <m:sty m:val="p"/>
+            </m:rPr>
+            <m:t>(</m:t>
+          </m:r>
+          <m:r>
+            <m:t>30</m:t>
+          </m:r>
+          <m:r>
+            <m:rPr>
+              <m:sty m:val="p"/>
+            </m:rPr>
+            <m:t>)</m:t>
+          </m:r>
         </m:oMath>
       </m:oMathPara>
+      <w:bookmarkEnd w:id="82"/>
     </w:p>
     <w:p>
       <w:pPr>
@@ -11140,8 +11829,8 @@
         <w:t xml:space="preserve">are called positive by the test and negative by the reference.</w:t>
       </w:r>
     </w:p>
-    <w:bookmarkEnd w:id="58"/>
-    <w:bookmarkStart w:id="60" w:name="def-agreement-test-measures"/>
+    <w:bookmarkEnd w:id="83"/>
+    <w:bookmarkStart w:id="85" w:name="def-agreement-test-measures"/>
     <w:p>
       <w:pPr>
         <w:pStyle w:val="BodyText"/>
@@ -11188,7 +11877,7 @@
         <w:pStyle w:val="Compact"/>
         <w:numPr>
           <w:ilvl w:val="0"/>
-          <w:numId w:val="1002"/>
+          <w:numId w:val="1003"/>
         </w:numPr>
       </w:pPr>
       <w:r>
@@ -11214,7 +11903,7 @@
         <w:pStyle w:val="Compact"/>
         <w:numPr>
           <w:ilvl w:val="0"/>
-          <w:numId w:val="1002"/>
+          <w:numId w:val="1003"/>
         </w:numPr>
       </w:pPr>
       <w:r>
@@ -11240,7 +11929,7 @@
         <w:pStyle w:val="Compact"/>
         <w:numPr>
           <w:ilvl w:val="0"/>
-          <w:numId w:val="1002"/>
+          <w:numId w:val="1003"/>
         </w:numPr>
       </w:pPr>
       <w:r>
@@ -11266,7 +11955,7 @@
         <w:pStyle w:val="Compact"/>
         <w:numPr>
           <w:ilvl w:val="0"/>
-          <w:numId w:val="1002"/>
+          <w:numId w:val="1003"/>
         </w:numPr>
       </w:pPr>
       <w:r>
@@ -11305,7 +11994,7 @@
       <w:pPr>
         <w:pStyle w:val="BodyText"/>
       </w:pPr>
-      <w:bookmarkStart w:id="59" w:name="eq-agreement-test-measures"/>
+      <w:bookmarkStart w:id="84" w:name="eq-agreement-test-measures"/>
       <m:oMathPara>
         <m:oMathParaPr>
           <m:jc m:val="center"/>
@@ -11379,9 +12068,8 @@
                 </m:rPr>
                 <m:t>,</m:t>
               </m:r>
-              <m:r>
-                <m:t>&amp;</m:t>
-              </m:r>
+            </m:e>
+            <m:e>
               <m:acc>
                 <m:accPr>
                   <m:chr m:val="̂"/>
@@ -11516,9 +12204,8 @@
                 </m:rPr>
                 <m:t>,</m:t>
               </m:r>
-              <m:r>
-                <m:t>&amp;</m:t>
-              </m:r>
+            </m:e>
+            <m:e>
               <m:acc>
                 <m:accPr>
                   <m:chr m:val="̂"/>
@@ -11597,7 +12284,7 @@
             <m:t>(</m:t>
           </m:r>
           <m:r>
-            <m:t>6</m:t>
+            <m:t>31</m:t>
           </m:r>
           <m:r>
             <m:rPr>
@@ -11607,10 +12294,10 @@
           </m:r>
         </m:oMath>
       </m:oMathPara>
-      <w:bookmarkEnd w:id="59"/>
+      <w:bookmarkEnd w:id="84"/>
     </w:p>
-    <w:bookmarkEnd w:id="60"/>
-    <w:bookmarkStart w:id="61" w:name="exm-agreement-test-measures"/>
+    <w:bookmarkEnd w:id="85"/>
+    <w:bookmarkStart w:id="86" w:name="exm-agreement-test-measures"/>
     <w:p>
       <w:pPr>
         <w:pStyle w:val="FirstParagraph"/>
@@ -12031,9 +12718,9 @@
         <w:t xml:space="preserve">because the table’s counts are the expected counts for those values.</w:t>
       </w:r>
     </w:p>
-    <w:bookmarkEnd w:id="61"/>
-    <w:bookmarkEnd w:id="62"/>
-    <w:bookmarkStart w:id="76" w:name="Xfdf20c93d4007a65a2a3ab2eb6d3410cd188162"/>
+    <w:bookmarkEnd w:id="86"/>
+    <w:bookmarkEnd w:id="87"/>
+    <w:bookmarkStart w:id="106" w:name="Xfdf20c93d4007a65a2a3ab2eb6d3410cd188162"/>
     <w:p>
       <w:pPr>
         <w:pStyle w:val="Heading2"/>
@@ -12042,7 +12729,7 @@
         <w:t xml:space="preserve">7 Positive and negative agreement as harmonic means</w:t>
       </w:r>
     </w:p>
-    <w:bookmarkStart w:id="64" w:name="def-harmonic-mean"/>
+    <w:bookmarkStart w:id="89" w:name="def-harmonic-mean"/>
     <w:p>
       <w:pPr>
         <w:pStyle w:val="FirstParagraph"/>
@@ -12109,7 +12796,7 @@
       <w:pPr>
         <w:pStyle w:val="BodyText"/>
       </w:pPr>
-      <w:bookmarkStart w:id="63" w:name="eq-harmonic-mean"/>
+      <w:bookmarkStart w:id="88" w:name="eq-harmonic-mean"/>
       <m:oMathPara>
         <m:oMathParaPr>
           <m:jc m:val="center"/>
@@ -12219,7 +12906,7 @@
             <m:t>(</m:t>
           </m:r>
           <m:r>
-            <m:t>7</m:t>
+            <m:t>32</m:t>
           </m:r>
           <m:r>
             <m:rPr>
@@ -12229,10 +12916,10 @@
           </m:r>
         </m:oMath>
       </m:oMathPara>
-      <w:bookmarkEnd w:id="63"/>
+      <w:bookmarkEnd w:id="88"/>
     </w:p>
-    <w:bookmarkEnd w:id="64"/>
-    <w:bookmarkStart w:id="65" w:name="exm-harmonic-mean"/>
+    <w:bookmarkEnd w:id="89"/>
+    <w:bookmarkStart w:id="91" w:name="exm-harmonic-mean"/>
     <w:p>
       <w:pPr>
         <w:pStyle w:val="FirstParagraph"/>
@@ -12269,6 +12956,7 @@
       <w:pPr>
         <w:pStyle w:val="BodyText"/>
       </w:pPr>
+      <w:bookmarkStart w:id="90" w:name="eq-exm-harmonic-mean"/>
       <m:oMathPara>
         <m:oMathParaPr>
           <m:jc m:val="center"/>
@@ -12499,8 +13187,27 @@
               </m:r>
             </m:e>
           </m:eqArr>
+          <m:r>
+            <m:t>  </m:t>
+          </m:r>
+          <m:r>
+            <m:rPr>
+              <m:sty m:val="p"/>
+            </m:rPr>
+            <m:t>(</m:t>
+          </m:r>
+          <m:r>
+            <m:t>33</m:t>
+          </m:r>
+          <m:r>
+            <m:rPr>
+              <m:sty m:val="p"/>
+            </m:rPr>
+            <m:t>)</m:t>
+          </m:r>
         </m:oMath>
       </m:oMathPara>
+      <w:bookmarkEnd w:id="90"/>
     </w:p>
     <w:p>
       <w:pPr>
@@ -12516,8 +13223,8 @@
         <w:t xml:space="preserve">the harmonic mean sits closer to the smaller number.</w:t>
       </w:r>
     </w:p>
-    <w:bookmarkEnd w:id="65"/>
-    <w:bookmarkStart w:id="66" w:name="exr-pos-agreement-harmonic"/>
+    <w:bookmarkEnd w:id="91"/>
+    <w:bookmarkStart w:id="92" w:name="exr-pos-agreement-harmonic"/>
     <w:p>
       <w:pPr>
         <w:pStyle w:val="BodyText"/>
@@ -12613,8 +13320,8 @@
         <w:t xml:space="preserve">in terms of the table’s cells.</w:t>
       </w:r>
     </w:p>
-    <w:bookmarkEnd w:id="66"/>
-    <w:bookmarkStart w:id="67" w:name="sol-pos-agreement-harmonic"/>
+    <w:bookmarkEnd w:id="92"/>
+    <w:bookmarkStart w:id="94" w:name="sol-pos-agreement-harmonic"/>
     <w:p>
       <w:pPr>
         <w:pStyle w:val="BodyText"/>
@@ -12715,6 +13422,7 @@
       <w:pPr>
         <w:pStyle w:val="BodyText"/>
       </w:pPr>
+      <w:bookmarkStart w:id="93" w:name="eq-exr-pos-agreement-harmonic"/>
       <m:oMathPara>
         <m:oMathParaPr>
           <m:jc m:val="center"/>
@@ -13860,11 +14568,30 @@
               </m:r>
             </m:e>
           </m:eqArr>
+          <m:r>
+            <m:t>  </m:t>
+          </m:r>
+          <m:r>
+            <m:rPr>
+              <m:sty m:val="p"/>
+            </m:rPr>
+            <m:t>(</m:t>
+          </m:r>
+          <m:r>
+            <m:t>34</m:t>
+          </m:r>
+          <m:r>
+            <m:rPr>
+              <m:sty m:val="p"/>
+            </m:rPr>
+            <m:t>)</m:t>
+          </m:r>
         </m:oMath>
       </m:oMathPara>
+      <w:bookmarkEnd w:id="93"/>
     </w:p>
-    <w:bookmarkEnd w:id="67"/>
-    <w:bookmarkStart w:id="69" w:name="thm-pos-agreement-harmonic"/>
+    <w:bookmarkEnd w:id="94"/>
+    <w:bookmarkStart w:id="96" w:name="thm-pos-agreement-harmonic"/>
     <w:p>
       <w:pPr>
         <w:pStyle w:val="FirstParagraph"/>
@@ -13964,7 +14691,7 @@
       <w:pPr>
         <w:pStyle w:val="BodyText"/>
       </w:pPr>
-      <w:bookmarkStart w:id="68" w:name="eq-pos-agreement-harmonic"/>
+      <w:bookmarkStart w:id="95" w:name="eq-pos-agreement-harmonic"/>
       <m:oMathPara>
         <m:oMathParaPr>
           <m:jc m:val="center"/>
@@ -14055,7 +14782,7 @@
             <m:t>(</m:t>
           </m:r>
           <m:r>
-            <m:t>8</m:t>
+            <m:t>35</m:t>
           </m:r>
           <m:r>
             <m:rPr>
@@ -14065,9 +14792,9 @@
           </m:r>
         </m:oMath>
       </m:oMathPara>
-      <w:bookmarkEnd w:id="68"/>
+      <w:bookmarkEnd w:id="95"/>
     </w:p>
-    <w:bookmarkEnd w:id="69"/>
+    <w:bookmarkEnd w:id="96"/>
     <w:p>
       <w:pPr>
         <w:pStyle w:val="FirstParagraph"/>
@@ -14209,7 +14936,7 @@
         <w:t xml:space="preserve">.</w:t>
       </w:r>
     </w:p>
-    <w:bookmarkStart w:id="70" w:name="exm-pos-agreement-harmonic"/>
+    <w:bookmarkStart w:id="98" w:name="exm-pos-agreement-harmonic"/>
     <w:p>
       <w:pPr>
         <w:pStyle w:val="BodyText"/>
@@ -14326,6 +15053,7 @@
       <w:pPr>
         <w:pStyle w:val="BodyText"/>
       </w:pPr>
+      <w:bookmarkStart w:id="97" w:name="eq-exm-pos-agreement-harmonic"/>
       <m:oMathPara>
         <m:oMathParaPr>
           <m:jc m:val="center"/>
@@ -14793,8 +15521,27 @@
               </m:r>
             </m:e>
           </m:eqArr>
+          <m:r>
+            <m:t>  </m:t>
+          </m:r>
+          <m:r>
+            <m:rPr>
+              <m:sty m:val="p"/>
+            </m:rPr>
+            <m:t>(</m:t>
+          </m:r>
+          <m:r>
+            <m:t>36</m:t>
+          </m:r>
+          <m:r>
+            <m:rPr>
+              <m:sty m:val="p"/>
+            </m:rPr>
+            <m:t>)</m:t>
+          </m:r>
         </m:oMath>
       </m:oMathPara>
+      <w:bookmarkEnd w:id="97"/>
     </w:p>
     <w:p>
       <w:pPr>
@@ -14850,8 +15597,8 @@
         <w:t xml:space="preserve">.</w:t>
       </w:r>
     </w:p>
-    <w:bookmarkEnd w:id="70"/>
-    <w:bookmarkStart w:id="71" w:name="exr-neg-agreement-harmonic"/>
+    <w:bookmarkEnd w:id="98"/>
+    <w:bookmarkStart w:id="99" w:name="exr-neg-agreement-harmonic"/>
     <w:p>
       <w:pPr>
         <w:pStyle w:val="BodyText"/>
@@ -14947,8 +15694,8 @@
         <w:t xml:space="preserve">in terms of the table’s cells.</w:t>
       </w:r>
     </w:p>
-    <w:bookmarkEnd w:id="71"/>
-    <w:bookmarkStart w:id="72" w:name="sol-neg-agreement-harmonic"/>
+    <w:bookmarkEnd w:id="99"/>
+    <w:bookmarkStart w:id="101" w:name="sol-neg-agreement-harmonic"/>
     <w:p>
       <w:pPr>
         <w:pStyle w:val="BodyText"/>
@@ -15049,6 +15796,7 @@
       <w:pPr>
         <w:pStyle w:val="BodyText"/>
       </w:pPr>
+      <w:bookmarkStart w:id="100" w:name="eq-exr-neg-agreement-harmonic"/>
       <m:oMathPara>
         <m:oMathParaPr>
           <m:jc m:val="center"/>
@@ -16194,11 +16942,30 @@
               </m:r>
             </m:e>
           </m:eqArr>
+          <m:r>
+            <m:t>  </m:t>
+          </m:r>
+          <m:r>
+            <m:rPr>
+              <m:sty m:val="p"/>
+            </m:rPr>
+            <m:t>(</m:t>
+          </m:r>
+          <m:r>
+            <m:t>37</m:t>
+          </m:r>
+          <m:r>
+            <m:rPr>
+              <m:sty m:val="p"/>
+            </m:rPr>
+            <m:t>)</m:t>
+          </m:r>
         </m:oMath>
       </m:oMathPara>
+      <w:bookmarkEnd w:id="100"/>
     </w:p>
-    <w:bookmarkEnd w:id="72"/>
-    <w:bookmarkStart w:id="74" w:name="thm-neg-agreement-harmonic"/>
+    <w:bookmarkEnd w:id="101"/>
+    <w:bookmarkStart w:id="103" w:name="thm-neg-agreement-harmonic"/>
     <w:p>
       <w:pPr>
         <w:pStyle w:val="FirstParagraph"/>
@@ -16298,7 +17065,7 @@
       <w:pPr>
         <w:pStyle w:val="BodyText"/>
       </w:pPr>
-      <w:bookmarkStart w:id="73" w:name="eq-neg-agreement-harmonic"/>
+      <w:bookmarkStart w:id="102" w:name="eq-neg-agreement-harmonic"/>
       <m:oMathPara>
         <m:oMathParaPr>
           <m:jc m:val="center"/>
@@ -16389,7 +17156,7 @@
             <m:t>(</m:t>
           </m:r>
           <m:r>
-            <m:t>9</m:t>
+            <m:t>38</m:t>
           </m:r>
           <m:r>
             <m:rPr>
@@ -16399,9 +17166,9 @@
           </m:r>
         </m:oMath>
       </m:oMathPara>
-      <w:bookmarkEnd w:id="73"/>
+      <w:bookmarkEnd w:id="102"/>
     </w:p>
-    <w:bookmarkEnd w:id="74"/>
+    <w:bookmarkEnd w:id="103"/>
     <w:p>
       <w:pPr>
         <w:pStyle w:val="FirstParagraph"/>
@@ -16543,7 +17310,7 @@
         <w:t xml:space="preserve">.</w:t>
       </w:r>
     </w:p>
-    <w:bookmarkStart w:id="75" w:name="exm-neg-agreement-harmonic"/>
+    <w:bookmarkStart w:id="105" w:name="exm-neg-agreement-harmonic"/>
     <w:p>
       <w:pPr>
         <w:pStyle w:val="BodyText"/>
@@ -16696,6 +17463,7 @@
       <w:pPr>
         <w:pStyle w:val="BodyText"/>
       </w:pPr>
+      <w:bookmarkStart w:id="104" w:name="eq-exm-neg-agreement-harmonic"/>
       <m:oMathPara>
         <m:oMathParaPr>
           <m:jc m:val="center"/>
@@ -17289,8 +18057,27 @@
               </m:r>
             </m:e>
           </m:eqArr>
+          <m:r>
+            <m:t>  </m:t>
+          </m:r>
+          <m:r>
+            <m:rPr>
+              <m:sty m:val="p"/>
+            </m:rPr>
+            <m:t>(</m:t>
+          </m:r>
+          <m:r>
+            <m:t>39</m:t>
+          </m:r>
+          <m:r>
+            <m:rPr>
+              <m:sty m:val="p"/>
+            </m:rPr>
+            <m:t>)</m:t>
+          </m:r>
         </m:oMath>
       </m:oMathPara>
+      <w:bookmarkEnd w:id="104"/>
     </w:p>
     <w:p>
       <w:pPr>
@@ -17314,9 +18101,9 @@
         <w:t xml:space="preserve">.</w:t>
       </w:r>
     </w:p>
-    <w:bookmarkEnd w:id="75"/>
-    <w:bookmarkEnd w:id="76"/>
-    <w:bookmarkStart w:id="96" w:name="cohens-kappa"/>
+    <w:bookmarkEnd w:id="105"/>
+    <w:bookmarkEnd w:id="106"/>
+    <w:bookmarkStart w:id="128" w:name="cohens-kappa"/>
     <w:p>
       <w:pPr>
         <w:pStyle w:val="Heading2"/>
@@ -17325,7 +18112,7 @@
         <w:t xml:space="preserve">8 Cohen’s kappa</w:t>
       </w:r>
     </w:p>
-    <w:bookmarkStart w:id="80" w:name="def-chance-agreement"/>
+    <w:bookmarkStart w:id="110" w:name="def-chance-agreement"/>
     <w:p>
       <w:pPr>
         <w:pStyle w:val="FirstParagraph"/>
@@ -17393,7 +18180,7 @@
       <w:pPr>
         <w:pStyle w:val="BodyText"/>
       </w:pPr>
-      <w:bookmarkStart w:id="77" w:name="eq-chance-agreement"/>
+      <w:bookmarkStart w:id="107" w:name="eq-chance-agreement"/>
       <m:oMathPara>
         <m:oMathParaPr>
           <m:jc m:val="center"/>
@@ -17563,7 +18350,7 @@
             <m:t>(</m:t>
           </m:r>
           <m:r>
-            <m:t>10</m:t>
+            <m:t>40</m:t>
           </m:r>
           <m:r>
             <m:rPr>
@@ -17573,7 +18360,7 @@
           </m:r>
         </m:oMath>
       </m:oMathPara>
-      <w:bookmarkEnd w:id="77"/>
+      <w:bookmarkEnd w:id="107"/>
     </w:p>
     <w:tbl>
       <w:tblPr>
@@ -17616,18 +18403,18 @@
                 <wp:inline>
                   <wp:extent cx="152400" cy="152400"/>
                   <wp:effectExtent b="0" l="0" r="0" t="0"/>
-                  <wp:docPr descr="" title="" id="78" name="Picture"/>
+                  <wp:docPr descr="" title="" id="108" name="Picture"/>
                   <a:graphic>
                     <a:graphicData uri="http://schemas.openxmlformats.org/drawingml/2006/picture">
                       <pic:pic>
                         <pic:nvPicPr>
-                          <pic:cNvPr descr="/opt/quarto/share/formats/docx/note.png" id="79" name="Picture"/>
+                          <pic:cNvPr descr="/opt/quarto/share/formats/docx/note.png" id="109" name="Picture"/>
                           <pic:cNvPicPr>
                             <a:picLocks noChangeArrowheads="1" noChangeAspect="1"/>
                           </pic:cNvPicPr>
                         </pic:nvPicPr>
                         <pic:blipFill>
-                          <a:blip r:embed="rId46"/>
+                          <a:blip r:embed="rId68"/>
                           <a:stretch>
                             <a:fillRect/>
                           </a:stretch>
@@ -17680,8 +18467,8 @@
         </w:tc>
       </w:tr>
     </w:tbl>
-    <w:bookmarkEnd w:id="80"/>
-    <w:bookmarkStart w:id="81" w:name="exm-chance-agreement"/>
+    <w:bookmarkEnd w:id="110"/>
+    <w:bookmarkStart w:id="112" w:name="exm-chance-agreement"/>
     <w:p>
       <w:pPr>
         <w:pStyle w:val="FirstParagraph"/>
@@ -17735,6 +18522,7 @@
       <w:pPr>
         <w:pStyle w:val="BodyText"/>
       </w:pPr>
+      <w:bookmarkStart w:id="111" w:name="eq-exm-chance-agreement"/>
       <m:oMathPara>
         <m:oMathParaPr>
           <m:jc m:val="center"/>
@@ -18145,8 +18933,27 @@
               </m:r>
             </m:e>
           </m:eqArr>
+          <m:r>
+            <m:t>  </m:t>
+          </m:r>
+          <m:r>
+            <m:rPr>
+              <m:sty m:val="p"/>
+            </m:rPr>
+            <m:t>(</m:t>
+          </m:r>
+          <m:r>
+            <m:t>41</m:t>
+          </m:r>
+          <m:r>
+            <m:rPr>
+              <m:sty m:val="p"/>
+            </m:rPr>
+            <m:t>)</m:t>
+          </m:r>
         </m:oMath>
       </m:oMathPara>
+      <w:bookmarkEnd w:id="111"/>
     </w:p>
     <w:p>
       <w:pPr>
@@ -18168,8 +18975,8 @@
         <w:t xml:space="preserve">would agree on about 86% of people by chance alone.</w:t>
       </w:r>
     </w:p>
-    <w:bookmarkEnd w:id="81"/>
-    <w:bookmarkStart w:id="85" w:name="def-cohen-kappa"/>
+    <w:bookmarkEnd w:id="112"/>
+    <w:bookmarkStart w:id="116" w:name="def-cohen-kappa"/>
     <w:p>
       <w:pPr>
         <w:pStyle w:val="BodyText"/>
@@ -18277,7 +19084,7 @@
       <w:pPr>
         <w:pStyle w:val="BodyText"/>
       </w:pPr>
-      <w:bookmarkStart w:id="82" w:name="eq-cohen-kappa"/>
+      <w:bookmarkStart w:id="113" w:name="eq-cohen-kappa"/>
       <m:oMathPara>
         <m:oMathParaPr>
           <m:jc m:val="center"/>
@@ -18375,7 +19182,7 @@
             <m:t>(</m:t>
           </m:r>
           <m:r>
-            <m:t>11</m:t>
+            <m:t>42</m:t>
           </m:r>
           <m:r>
             <m:rPr>
@@ -18385,7 +19192,7 @@
           </m:r>
         </m:oMath>
       </m:oMathPara>
-      <w:bookmarkEnd w:id="82"/>
+      <w:bookmarkEnd w:id="113"/>
     </w:p>
     <w:tbl>
       <w:tblPr>
@@ -18428,18 +19235,18 @@
                 <wp:inline>
                   <wp:extent cx="152400" cy="152400"/>
                   <wp:effectExtent b="0" l="0" r="0" t="0"/>
-                  <wp:docPr descr="" title="" id="83" name="Picture"/>
+                  <wp:docPr descr="" title="" id="114" name="Picture"/>
                   <a:graphic>
                     <a:graphicData uri="http://schemas.openxmlformats.org/drawingml/2006/picture">
                       <pic:pic>
                         <pic:nvPicPr>
-                          <pic:cNvPr descr="/opt/quarto/share/formats/docx/note.png" id="84" name="Picture"/>
+                          <pic:cNvPr descr="/opt/quarto/share/formats/docx/note.png" id="115" name="Picture"/>
                           <pic:cNvPicPr>
                             <a:picLocks noChangeArrowheads="1" noChangeAspect="1"/>
                           </pic:cNvPicPr>
                         </pic:nvPicPr>
                         <pic:blipFill>
-                          <a:blip r:embed="rId46"/>
+                          <a:blip r:embed="rId68"/>
                           <a:stretch>
                             <a:fillRect/>
                           </a:stretch>
@@ -18492,8 +19299,8 @@
         </w:tc>
       </w:tr>
     </w:tbl>
-    <w:bookmarkEnd w:id="85"/>
-    <w:bookmarkStart w:id="86" w:name="exm-cohen-kappa-covid"/>
+    <w:bookmarkEnd w:id="116"/>
+    <w:bookmarkStart w:id="118" w:name="exm-cohen-kappa-covid"/>
     <w:p>
       <w:pPr>
         <w:pStyle w:val="FirstParagraph"/>
@@ -18639,6 +19446,7 @@
       <w:pPr>
         <w:pStyle w:val="BodyText"/>
       </w:pPr>
+      <w:bookmarkStart w:id="117" w:name="eq-exm-cohen-kappa"/>
       <m:oMathPara>
         <m:oMathParaPr>
           <m:jc m:val="center"/>
@@ -18830,8 +19638,27 @@
               </m:r>
             </m:e>
           </m:eqArr>
+          <m:r>
+            <m:t>  </m:t>
+          </m:r>
+          <m:r>
+            <m:rPr>
+              <m:sty m:val="p"/>
+            </m:rPr>
+            <m:t>(</m:t>
+          </m:r>
+          <m:r>
+            <m:t>43</m:t>
+          </m:r>
+          <m:r>
+            <m:rPr>
+              <m:sty m:val="p"/>
+            </m:rPr>
+            <m:t>)</m:t>
+          </m:r>
         </m:oMath>
       </m:oMathPara>
+      <w:bookmarkEnd w:id="117"/>
     </w:p>
     <w:p>
       <w:pPr>
@@ -19201,8 +20028,8 @@
         <w:t xml:space="preserve">#&gt; [1] 0.927323</w:t>
       </w:r>
     </w:p>
-    <w:bookmarkEnd w:id="86"/>
-    <w:bookmarkStart w:id="89" w:name="exm-kappa-paradox"/>
+    <w:bookmarkEnd w:id="118"/>
+    <w:bookmarkStart w:id="121" w:name="exm-kappa-paradox"/>
     <w:p>
       <w:pPr>
         <w:pStyle w:val="FirstParagraph"/>
@@ -19270,7 +20097,7 @@
         <w:pStyle w:val="Compact"/>
         <w:numPr>
           <w:ilvl w:val="0"/>
-          <w:numId w:val="1003"/>
+          <w:numId w:val="1004"/>
         </w:numPr>
       </w:pPr>
       <m:oMath>
@@ -19373,7 +20200,7 @@
         <w:pStyle w:val="Compact"/>
         <w:numPr>
           <w:ilvl w:val="0"/>
-          <w:numId w:val="1003"/>
+          <w:numId w:val="1004"/>
         </w:numPr>
       </w:pPr>
       <w:r>
@@ -19476,7 +20303,7 @@
         <w:pStyle w:val="Compact"/>
         <w:numPr>
           <w:ilvl w:val="0"/>
-          <w:numId w:val="1003"/>
+          <w:numId w:val="1004"/>
         </w:numPr>
       </w:pPr>
       <w:r>
@@ -20299,18 +21126,18 @@
                 <wp:inline>
                   <wp:extent cx="152400" cy="152400"/>
                   <wp:effectExtent b="0" l="0" r="0" t="0"/>
-                  <wp:docPr descr="" title="" id="87" name="Picture"/>
+                  <wp:docPr descr="" title="" id="119" name="Picture"/>
                   <a:graphic>
                     <a:graphicData uri="http://schemas.openxmlformats.org/drawingml/2006/picture">
                       <pic:pic>
                         <pic:nvPicPr>
-                          <pic:cNvPr descr="/opt/quarto/share/formats/docx/note.png" id="88" name="Picture"/>
+                          <pic:cNvPr descr="/opt/quarto/share/formats/docx/note.png" id="120" name="Picture"/>
                           <pic:cNvPicPr>
                             <a:picLocks noChangeArrowheads="1" noChangeAspect="1"/>
                           </pic:cNvPicPr>
                         </pic:nvPicPr>
                         <pic:blipFill>
-                          <a:blip r:embed="rId46"/>
+                          <a:blip r:embed="rId68"/>
                           <a:stretch>
                             <a:fillRect/>
                           </a:stretch>
@@ -20389,8 +21216,8 @@
         </w:tc>
       </w:tr>
     </w:tbl>
-    <w:bookmarkEnd w:id="89"/>
-    <w:bookmarkStart w:id="92" w:name="rem-kappa-prevalence"/>
+    <w:bookmarkEnd w:id="121"/>
+    <w:bookmarkStart w:id="124" w:name="rem-kappa-prevalence"/>
     <w:p>
       <w:pPr>
         <w:pStyle w:val="BodyText"/>
@@ -20532,18 +21359,18 @@
                 <wp:inline>
                   <wp:extent cx="152400" cy="152400"/>
                   <wp:effectExtent b="0" l="0" r="0" t="0"/>
-                  <wp:docPr descr="" title="" id="90" name="Picture"/>
+                  <wp:docPr descr="" title="" id="122" name="Picture"/>
                   <a:graphic>
                     <a:graphicData uri="http://schemas.openxmlformats.org/drawingml/2006/picture">
                       <pic:pic>
                         <pic:nvPicPr>
-                          <pic:cNvPr descr="/opt/quarto/share/formats/docx/note.png" id="91" name="Picture"/>
+                          <pic:cNvPr descr="/opt/quarto/share/formats/docx/note.png" id="123" name="Picture"/>
                           <pic:cNvPicPr>
                             <a:picLocks noChangeArrowheads="1" noChangeAspect="1"/>
                           </pic:cNvPicPr>
                         </pic:nvPicPr>
                         <pic:blipFill>
-                          <a:blip r:embed="rId46"/>
+                          <a:blip r:embed="rId68"/>
                           <a:stretch>
                             <a:fillRect/>
                           </a:stretch>
@@ -20616,9 +21443,9 @@
         </w:tc>
       </w:tr>
     </w:tbl>
-    <w:bookmarkEnd w:id="92"/>
-    <w:bookmarkStart w:id="95" w:name="refs"/>
-    <w:bookmarkStart w:id="94" w:name="ref-feinstein1990high"/>
+    <w:bookmarkEnd w:id="124"/>
+    <w:bookmarkStart w:id="127" w:name="refs"/>
+    <w:bookmarkStart w:id="126" w:name="ref-feinstein1990high"/>
     <w:p>
       <w:pPr>
         <w:pStyle w:val="Bibliography"/>
@@ -20672,7 +21499,7 @@
       <w:r>
         <w:t xml:space="preserve"> </w:t>
       </w:r>
-      <w:hyperlink r:id="rId93">
+      <w:hyperlink r:id="rId125">
         <w:r>
           <w:rPr>
             <w:rStyle w:val="Hyperlink"/>
@@ -20684,9 +21511,9 @@
         <w:t xml:space="preserve">.</w:t>
       </w:r>
     </w:p>
-    <w:bookmarkEnd w:id="94"/>
-    <w:bookmarkEnd w:id="95"/>
-    <w:bookmarkEnd w:id="96"/>
+    <w:bookmarkEnd w:id="126"/>
+    <w:bookmarkEnd w:id="127"/>
+    <w:bookmarkEnd w:id="128"/>
     <w:sectPr>
       <w:footnotePr>
         <w:numRestart w:val="eachSect"/>
@@ -20791,91 +21618,6 @@
     <w:lvl w:ilvl="8">
       <w:numFmt w:val="bullet"/>
       <w:lvlText w:val=" "/>
-      <w:lvlJc w:val="left"/>
-      <w:pPr>
-        <w:ind w:left="6480" w:hanging="360"/>
-      </w:pPr>
-    </w:lvl>
-  </w:abstractNum>
-  <w:abstractNum w:abstractNumId="99311">
-    <w:nsid w:val="00A99311"/>
-    <w:multiLevelType w:val="multilevel"/>
-    <w:lvl w:ilvl="0">
-      <w:start w:val="1"/>
-      <w:numFmt w:val="decimal"/>
-      <w:lvlText w:val="%1."/>
-      <w:lvlJc w:val="left"/>
-      <w:pPr>
-        <w:ind w:left="720" w:hanging="360"/>
-      </w:pPr>
-    </w:lvl>
-    <w:lvl w:ilvl="1">
-      <w:start w:val="1"/>
-      <w:numFmt w:val="decimal"/>
-      <w:lvlText w:val="%2."/>
-      <w:lvlJc w:val="left"/>
-      <w:pPr>
-        <w:ind w:left="1440" w:hanging="360"/>
-      </w:pPr>
-    </w:lvl>
-    <w:lvl w:ilvl="2">
-      <w:start w:val="1"/>
-      <w:numFmt w:val="decimal"/>
-      <w:lvlText w:val="%3."/>
-      <w:lvlJc w:val="left"/>
-      <w:pPr>
-        <w:ind w:left="2160" w:hanging="360"/>
-      </w:pPr>
-    </w:lvl>
-    <w:lvl w:ilvl="3">
-      <w:start w:val="1"/>
-      <w:numFmt w:val="decimal"/>
-      <w:lvlText w:val="%4."/>
-      <w:lvlJc w:val="left"/>
-      <w:pPr>
-        <w:ind w:left="2880" w:hanging="360"/>
-      </w:pPr>
-    </w:lvl>
-    <w:lvl w:ilvl="4">
-      <w:start w:val="1"/>
-      <w:numFmt w:val="decimal"/>
-      <w:lvlText w:val="%5."/>
-      <w:lvlJc w:val="left"/>
-      <w:pPr>
-        <w:ind w:left="3600" w:hanging="360"/>
-      </w:pPr>
-    </w:lvl>
-    <w:lvl w:ilvl="5">
-      <w:start w:val="1"/>
-      <w:numFmt w:val="decimal"/>
-      <w:lvlText w:val="%6."/>
-      <w:lvlJc w:val="left"/>
-      <w:pPr>
-        <w:ind w:left="4320" w:hanging="360"/>
-      </w:pPr>
-    </w:lvl>
-    <w:lvl w:ilvl="6">
-      <w:start w:val="1"/>
-      <w:numFmt w:val="decimal"/>
-      <w:lvlText w:val="%7."/>
-      <w:lvlJc w:val="left"/>
-      <w:pPr>
-        <w:ind w:left="5040" w:hanging="360"/>
-      </w:pPr>
-    </w:lvl>
-    <w:lvl w:ilvl="7">
-      <w:start w:val="1"/>
-      <w:numFmt w:val="decimal"/>
-      <w:lvlText w:val="%8."/>
-      <w:lvlJc w:val="left"/>
-      <w:pPr>
-        <w:ind w:left="5760" w:hanging="360"/>
-      </w:pPr>
-    </w:lvl>
-    <w:lvl w:ilvl="8">
-      <w:start w:val="1"/>
-      <w:numFmt w:val="decimal"/>
-      <w:lvlText w:val="%9."/>
       <w:lvlJc w:val="left"/>
       <w:pPr>
         <w:ind w:left="6480" w:hanging="360"/>
@@ -20985,10 +21727,98 @@
       </w:rPr>
     </w:lvl>
   </w:abstractNum>
+  <w:abstractNum w:abstractNumId="99311">
+    <w:nsid w:val="00A99311"/>
+    <w:multiLevelType w:val="multilevel"/>
+    <w:lvl w:ilvl="0">
+      <w:start w:val="1"/>
+      <w:numFmt w:val="decimal"/>
+      <w:lvlText w:val="%1."/>
+      <w:lvlJc w:val="left"/>
+      <w:pPr>
+        <w:ind w:left="720" w:hanging="360"/>
+      </w:pPr>
+    </w:lvl>
+    <w:lvl w:ilvl="1">
+      <w:start w:val="1"/>
+      <w:numFmt w:val="decimal"/>
+      <w:lvlText w:val="%2."/>
+      <w:lvlJc w:val="left"/>
+      <w:pPr>
+        <w:ind w:left="1440" w:hanging="360"/>
+      </w:pPr>
+    </w:lvl>
+    <w:lvl w:ilvl="2">
+      <w:start w:val="1"/>
+      <w:numFmt w:val="decimal"/>
+      <w:lvlText w:val="%3."/>
+      <w:lvlJc w:val="left"/>
+      <w:pPr>
+        <w:ind w:left="2160" w:hanging="360"/>
+      </w:pPr>
+    </w:lvl>
+    <w:lvl w:ilvl="3">
+      <w:start w:val="1"/>
+      <w:numFmt w:val="decimal"/>
+      <w:lvlText w:val="%4."/>
+      <w:lvlJc w:val="left"/>
+      <w:pPr>
+        <w:ind w:left="2880" w:hanging="360"/>
+      </w:pPr>
+    </w:lvl>
+    <w:lvl w:ilvl="4">
+      <w:start w:val="1"/>
+      <w:numFmt w:val="decimal"/>
+      <w:lvlText w:val="%5."/>
+      <w:lvlJc w:val="left"/>
+      <w:pPr>
+        <w:ind w:left="3600" w:hanging="360"/>
+      </w:pPr>
+    </w:lvl>
+    <w:lvl w:ilvl="5">
+      <w:start w:val="1"/>
+      <w:numFmt w:val="decimal"/>
+      <w:lvlText w:val="%6."/>
+      <w:lvlJc w:val="left"/>
+      <w:pPr>
+        <w:ind w:left="4320" w:hanging="360"/>
+      </w:pPr>
+    </w:lvl>
+    <w:lvl w:ilvl="6">
+      <w:start w:val="1"/>
+      <w:numFmt w:val="decimal"/>
+      <w:lvlText w:val="%7."/>
+      <w:lvlJc w:val="left"/>
+      <w:pPr>
+        <w:ind w:left="5040" w:hanging="360"/>
+      </w:pPr>
+    </w:lvl>
+    <w:lvl w:ilvl="7">
+      <w:start w:val="1"/>
+      <w:numFmt w:val="decimal"/>
+      <w:lvlText w:val="%8."/>
+      <w:lvlJc w:val="left"/>
+      <w:pPr>
+        <w:ind w:left="5760" w:hanging="360"/>
+      </w:pPr>
+    </w:lvl>
+    <w:lvl w:ilvl="8">
+      <w:start w:val="1"/>
+      <w:numFmt w:val="decimal"/>
+      <w:lvlText w:val="%9."/>
+      <w:lvlJc w:val="left"/>
+      <w:pPr>
+        <w:ind w:left="6480" w:hanging="360"/>
+      </w:pPr>
+    </w:lvl>
+  </w:abstractNum>
   <w:num w:numId="1000">
     <w:abstractNumId w:val="990"/>
   </w:num>
   <w:num w:numId="1001">
+    <w:abstractNumId w:val="991"/>
+  </w:num>
+  <w:num w:numId="1002">
     <w:abstractNumId w:val="99311"/>
     <w:lvlOverride w:ilvl="0">
       <w:startOverride w:val="1"/>
@@ -21018,10 +21848,10 @@
       <w:startOverride w:val="1"/>
     </w:lvlOverride>
   </w:num>
-  <w:num w:numId="1002">
+  <w:num w:numId="1003">
     <w:abstractNumId w:val="991"/>
   </w:num>
-  <w:num w:numId="1003">
+  <w:num w:numId="1004">
     <w:abstractNumId w:val="991"/>
   </w:num>
 </w:numbering>

--- a/pr-preview/pr-95/classification-handout.docx
+++ b/pr-preview/pr-95/classification-handout.docx
@@ -15,7 +15,7 @@
         <w:pStyle w:val="Date"/>
       </w:pPr>
       <w:r>
-        <w:t xml:space="preserve">Last modified: 2026-10-09 01:12:45 (PDT)</w:t>
+        <w:t xml:space="preserve">Last modified: 2026-10-09 16:39:05 (PDT)</w:t>
       </w:r>
     </w:p>
     <w:bookmarkStart w:id="15" w:name="introduction"/>
@@ -321,44 +321,11 @@
             <m:t>∈</m:t>
           </m:r>
           <m:r>
-            <m:t>​</m:t>
-          </m:r>
-          <m:d>
-            <m:dPr>
-              <m:begChr m:val="{"/>
-              <m:sepChr m:val=""/>
-              <m:endChr m:val="}"/>
-              <m:grow/>
-            </m:dPr>
-            <m:e>
-              <m:r>
-                <m:t>1</m:t>
-              </m:r>
-              <m:r>
-                <m:rPr>
-                  <m:sty m:val="p"/>
-                </m:rPr>
-                <m:t>,</m:t>
-              </m:r>
-              <m:r>
-                <m:rPr>
-                  <m:sty m:val="p"/>
-                </m:rPr>
-                <m:t>…</m:t>
-              </m:r>
-              <m:r>
-                <m:rPr>
-                  <m:sty m:val="p"/>
-                </m:rPr>
-                <m:t>,</m:t>
-              </m:r>
-              <m:r>
-                <m:t>K</m:t>
-              </m:r>
-            </m:e>
-          </m:d>
-          <m:r>
-            <m:t>​</m:t>
+            <m:rPr>
+              <m:scr m:val="script"/>
+              <m:sty m:val="p"/>
+            </m:rPr>
+            <m:t>C</m:t>
           </m:r>
           <m:r>
             <m:t>  </m:t>
@@ -385,6 +352,119 @@
     <w:p>
       <w:pPr>
         <w:pStyle w:val="FirstParagraph"/>
+      </w:pPr>
+      <w:r>
+        <w:t xml:space="preserve">where</w:t>
+      </w:r>
+      <w:r>
+        <w:t xml:space="preserve"> </w:t>
+      </w:r>
+      <m:oMath>
+        <m:r>
+          <m:rPr>
+            <m:scr m:val="script"/>
+            <m:sty m:val="p"/>
+          </m:rPr>
+          <m:t>C</m:t>
+        </m:r>
+      </m:oMath>
+      <w:r>
+        <w:t xml:space="preserve"> </w:t>
+      </w:r>
+      <w:r>
+        <w:t xml:space="preserve">is a set of</w:t>
+      </w:r>
+      <w:r>
+        <w:t xml:space="preserve"> </w:t>
+      </w:r>
+      <m:oMath>
+        <m:r>
+          <m:t>K</m:t>
+        </m:r>
+      </m:oMath>
+      <w:r>
+        <w:t xml:space="preserve"> </w:t>
+      </w:r>
+      <w:r>
+        <w:t xml:space="preserve">classes</w:t>
+      </w:r>
+      <w:r>
+        <w:t xml:space="preserve"> </w:t>
+      </w:r>
+      <w:r>
+        <w:t xml:space="preserve">(for example,</w:t>
+      </w:r>
+      <w:r>
+        <w:t xml:space="preserve"> </w:t>
+      </w:r>
+      <m:oMath>
+        <m:r>
+          <m:rPr>
+            <m:scr m:val="script"/>
+            <m:sty m:val="p"/>
+          </m:rPr>
+          <m:t>C</m:t>
+        </m:r>
+        <m:r>
+          <m:rPr>
+            <m:sty m:val="p"/>
+          </m:rPr>
+          <m:t>=</m:t>
+        </m:r>
+        <m:r>
+          <m:t>​</m:t>
+        </m:r>
+        <m:d>
+          <m:dPr>
+            <m:begChr m:val="{"/>
+            <m:sepChr m:val=""/>
+            <m:endChr m:val="}"/>
+            <m:grow/>
+          </m:dPr>
+          <m:e>
+            <m:r>
+              <m:t>1</m:t>
+            </m:r>
+            <m:r>
+              <m:rPr>
+                <m:sty m:val="p"/>
+              </m:rPr>
+              <m:t>,</m:t>
+            </m:r>
+            <m:r>
+              <m:rPr>
+                <m:sty m:val="p"/>
+              </m:rPr>
+              <m:t>…</m:t>
+            </m:r>
+            <m:r>
+              <m:rPr>
+                <m:sty m:val="p"/>
+              </m:rPr>
+              <m:t>,</m:t>
+            </m:r>
+            <m:r>
+              <m:t>K</m:t>
+            </m:r>
+          </m:e>
+        </m:d>
+        <m:r>
+          <m:t>​</m:t>
+        </m:r>
+      </m:oMath>
+      <w:r>
+        <w:t xml:space="preserve">,</w:t>
+      </w:r>
+      <w:r>
+        <w:t xml:space="preserve"> </w:t>
+      </w:r>
+      <w:r>
+        <w:t xml:space="preserve">or a set of text labels).</w:t>
+      </w:r>
+    </w:p>
+    <w:p>
+      <w:pPr>
+        <w:pStyle w:val="BodyText"/>
       </w:pPr>
       <w:r>
         <w:t xml:space="preserve">In the binary case (</w:t>
@@ -3895,7 +3975,19 @@
         <w:t xml:space="preserve"> </w:t>
       </w:r>
       <w:r>
-        <w:t xml:space="preserve">in terms of the test’s</w:t>
+        <w:t xml:space="preserve">in terms of:</w:t>
+      </w:r>
+    </w:p>
+    <w:p>
+      <w:pPr>
+        <w:pStyle w:val="Compact"/>
+        <w:numPr>
+          <w:ilvl w:val="0"/>
+          <w:numId w:val="1002"/>
+        </w:numPr>
+      </w:pPr>
+      <w:r>
+        <w:t xml:space="preserve">the test’s</w:t>
       </w:r>
       <w:r>
         <w:t xml:space="preserve"> </w:t>
@@ -3909,7 +4001,19 @@
         </w:r>
       </w:hyperlink>
       <w:r>
-        <w:t xml:space="preserve">,</w:t>
+        <w:t xml:space="preserve">;</w:t>
+      </w:r>
+    </w:p>
+    <w:p>
+      <w:pPr>
+        <w:pStyle w:val="Compact"/>
+        <w:numPr>
+          <w:ilvl w:val="0"/>
+          <w:numId w:val="1002"/>
+        </w:numPr>
+      </w:pPr>
+      <w:r>
+        <w:t xml:space="preserve">the test’s</w:t>
       </w:r>
       <w:r>
         <w:t xml:space="preserve"> </w:t>
@@ -3923,13 +4027,19 @@
         </w:r>
       </w:hyperlink>
       <w:r>
-        <w:t xml:space="preserve">,</w:t>
-      </w:r>
-      <w:r>
-        <w:t xml:space="preserve"> </w:t>
-      </w:r>
-      <w:r>
-        <w:t xml:space="preserve">and the</w:t>
+        <w:t xml:space="preserve">;</w:t>
+      </w:r>
+    </w:p>
+    <w:p>
+      <w:pPr>
+        <w:pStyle w:val="Compact"/>
+        <w:numPr>
+          <w:ilvl w:val="0"/>
+          <w:numId w:val="1002"/>
+        </w:numPr>
+      </w:pPr>
+      <w:r>
+        <w:t xml:space="preserve">the</w:t>
       </w:r>
       <w:r>
         <w:t xml:space="preserve"> </w:t>
@@ -3953,7 +4063,7 @@
     <w:bookmarkStart w:id="45" w:name="sol-prob-positive"/>
     <w:p>
       <w:pPr>
-        <w:pStyle w:val="BodyText"/>
+        <w:pStyle w:val="FirstParagraph"/>
       </w:pPr>
       <w:r>
         <w:rPr>
@@ -5084,7 +5194,19 @@
         <w:t xml:space="preserve"> </w:t>
       </w:r>
       <w:r>
-        <w:t xml:space="preserve">in terms of its</w:t>
+        <w:t xml:space="preserve">in terms of:</w:t>
+      </w:r>
+    </w:p>
+    <w:p>
+      <w:pPr>
+        <w:pStyle w:val="Compact"/>
+        <w:numPr>
+          <w:ilvl w:val="0"/>
+          <w:numId w:val="1003"/>
+        </w:numPr>
+      </w:pPr>
+      <w:r>
+        <w:t xml:space="preserve">its</w:t>
       </w:r>
       <w:r>
         <w:t xml:space="preserve"> </w:t>
@@ -5098,7 +5220,19 @@
         </w:r>
       </w:hyperlink>
       <w:r>
-        <w:t xml:space="preserve">,</w:t>
+        <w:t xml:space="preserve">;</w:t>
+      </w:r>
+    </w:p>
+    <w:p>
+      <w:pPr>
+        <w:pStyle w:val="Compact"/>
+        <w:numPr>
+          <w:ilvl w:val="0"/>
+          <w:numId w:val="1003"/>
+        </w:numPr>
+      </w:pPr>
+      <w:r>
+        <w:t xml:space="preserve">its</w:t>
       </w:r>
       <w:r>
         <w:t xml:space="preserve"> </w:t>
@@ -5112,13 +5246,19 @@
         </w:r>
       </w:hyperlink>
       <w:r>
-        <w:t xml:space="preserve">,</w:t>
-      </w:r>
-      <w:r>
-        <w:t xml:space="preserve"> </w:t>
-      </w:r>
-      <w:r>
-        <w:t xml:space="preserve">and the</w:t>
+        <w:t xml:space="preserve">;</w:t>
+      </w:r>
+    </w:p>
+    <w:p>
+      <w:pPr>
+        <w:pStyle w:val="Compact"/>
+        <w:numPr>
+          <w:ilvl w:val="0"/>
+          <w:numId w:val="1003"/>
+        </w:numPr>
+      </w:pPr>
+      <w:r>
+        <w:t xml:space="preserve">the</w:t>
       </w:r>
       <w:r>
         <w:t xml:space="preserve"> </w:t>
@@ -5142,7 +5282,7 @@
     <w:bookmarkStart w:id="48" w:name="sol-ppv-bayes"/>
     <w:p>
       <w:pPr>
-        <w:pStyle w:val="BodyText"/>
+        <w:pStyle w:val="FirstParagraph"/>
       </w:pPr>
       <w:r>
         <w:rPr>
@@ -5204,11 +5344,7 @@
       </w:r>
       <m:oMath>
         <m:r>
-          <m:rPr>
-            <m:nor/>
-            <m:sty m:val="p"/>
-          </m:rPr>
-          <m:t>prev</m:t>
+          <m:t>π</m:t>
         </m:r>
       </m:oMath>
       <w:r>
@@ -5580,11 +5716,7 @@
                     <m:t>⋅</m:t>
                   </m:r>
                   <m:r>
-                    <m:rPr>
-                      <m:nor/>
-                      <m:sty m:val="p"/>
-                    </m:rPr>
-                    <m:t>prev</m:t>
+                    <m:t>π</m:t>
                   </m:r>
                 </m:num>
                 <m:den>
@@ -5657,11 +5789,7 @@
                     <m:t>⋅</m:t>
                   </m:r>
                   <m:r>
-                    <m:rPr>
-                      <m:nor/>
-                      <m:sty m:val="p"/>
-                    </m:rPr>
-                    <m:t>prev</m:t>
+                    <m:t>π</m:t>
                   </m:r>
                 </m:num>
                 <m:den>
@@ -5679,11 +5807,7 @@
                     <m:t>⋅</m:t>
                   </m:r>
                   <m:r>
-                    <m:rPr>
-                      <m:nor/>
-                      <m:sty m:val="p"/>
-                    </m:rPr>
-                    <m:t>prev</m:t>
+                    <m:t>π</m:t>
                   </m:r>
                   <m:r>
                     <m:rPr>
@@ -5750,11 +5874,7 @@
                         <m:t>−</m:t>
                       </m:r>
                       <m:r>
-                        <m:rPr>
-                          <m:nor/>
-                          <m:sty m:val="p"/>
-                        </m:rPr>
-                        <m:t>prev</m:t>
+                        <m:t>π</m:t>
                       </m:r>
                     </m:e>
                   </m:d>
@@ -5910,20 +6030,12 @@
               <m:t>−</m:t>
             </m:r>
             <m:r>
-              <m:rPr>
-                <m:nor/>
-                <m:sty m:val="p"/>
-              </m:rPr>
-              <m:t>prev</m:t>
+              <m:t>π</m:t>
             </m:r>
           </m:num>
           <m:den>
             <m:r>
-              <m:rPr>
-                <m:nor/>
-                <m:sty m:val="p"/>
-              </m:rPr>
-              <m:t>prev</m:t>
+              <m:t>π</m:t>
             </m:r>
           </m:den>
         </m:f>
@@ -5994,11 +6106,7 @@
           <m:t>⋅</m:t>
         </m:r>
         <m:r>
-          <m:rPr>
-            <m:nor/>
-            <m:sty m:val="p"/>
-          </m:rPr>
-          <m:t>prev</m:t>
+          <m:t>π</m:t>
         </m:r>
       </m:oMath>
       <w:r>
@@ -6092,11 +6200,7 @@
               <m:t>−</m:t>
             </m:r>
             <m:r>
-              <m:rPr>
-                <m:nor/>
-                <m:sty m:val="p"/>
-              </m:rPr>
-              <m:t>prev</m:t>
+              <m:t>π</m:t>
             </m:r>
           </m:e>
         </m:d>
@@ -6628,11 +6732,7 @@
                             <m:t>−</m:t>
                           </m:r>
                           <m:r>
-                            <m:rPr>
-                              <m:nor/>
-                              <m:sty m:val="p"/>
-                            </m:rPr>
-                            <m:t>prev</m:t>
+                            <m:t>π</m:t>
                           </m:r>
                         </m:e>
                       </m:d>
@@ -6655,11 +6755,7 @@
                         <m:t>⋅</m:t>
                       </m:r>
                       <m:r>
-                        <m:rPr>
-                          <m:nor/>
-                          <m:sty m:val="p"/>
-                        </m:rPr>
-                        <m:t>prev</m:t>
+                        <m:t>π</m:t>
                       </m:r>
                     </m:den>
                   </m:f>
@@ -6781,20 +6877,12 @@
                         <m:t>−</m:t>
                       </m:r>
                       <m:r>
-                        <m:rPr>
-                          <m:nor/>
-                          <m:sty m:val="p"/>
-                        </m:rPr>
-                        <m:t>prev</m:t>
+                        <m:t>π</m:t>
                       </m:r>
                     </m:num>
                     <m:den>
                       <m:r>
-                        <m:rPr>
-                          <m:nor/>
-                          <m:sty m:val="p"/>
-                        </m:rPr>
-                        <m:t>prev</m:t>
+                        <m:t>π</m:t>
                       </m:r>
                     </m:den>
                   </m:f>
@@ -6872,13 +6960,39 @@
         <w:t xml:space="preserve"> </w:t>
       </w:r>
       <w:r>
-        <w:t xml:space="preserve">only through the ratio of the false positive rate to the sensitivity</w:t>
-      </w:r>
-      <w:r>
-        <w:t xml:space="preserve"> </w:t>
-      </w:r>
-      <w:r>
-        <w:t xml:space="preserve">and the ratio of non-diseased to diseased people in the population:</w:t>
+        <w:t xml:space="preserve">only through two ratios:</w:t>
+      </w:r>
+    </w:p>
+    <w:p>
+      <w:pPr>
+        <w:pStyle w:val="Compact"/>
+        <w:numPr>
+          <w:ilvl w:val="0"/>
+          <w:numId w:val="1004"/>
+        </w:numPr>
+      </w:pPr>
+      <w:r>
+        <w:t xml:space="preserve">the ratio of the false positive rate to the sensitivity;</w:t>
+      </w:r>
+    </w:p>
+    <w:p>
+      <w:pPr>
+        <w:pStyle w:val="Compact"/>
+        <w:numPr>
+          <w:ilvl w:val="0"/>
+          <w:numId w:val="1004"/>
+        </w:numPr>
+      </w:pPr>
+      <w:r>
+        <w:t xml:space="preserve">the ratio of non-diseased to diseased people in the population.</w:t>
+      </w:r>
+    </w:p>
+    <w:p>
+      <w:pPr>
+        <w:pStyle w:val="FirstParagraph"/>
+      </w:pPr>
+      <w:r>
+        <w:t xml:space="preserve">Specifically:</w:t>
       </w:r>
     </w:p>
     <w:p>
@@ -6976,20 +7090,12 @@
                     <m:t>−</m:t>
                   </m:r>
                   <m:r>
-                    <m:rPr>
-                      <m:nor/>
-                      <m:sty m:val="p"/>
-                    </m:rPr>
-                    <m:t>prev</m:t>
+                    <m:t>π</m:t>
                   </m:r>
                 </m:num>
                 <m:den>
                   <m:r>
-                    <m:rPr>
-                      <m:nor/>
-                      <m:sty m:val="p"/>
-                    </m:rPr>
-                    <m:t>prev</m:t>
+                    <m:t>π</m:t>
                   </m:r>
                 </m:den>
               </m:f>
@@ -7410,9 +7516,21 @@
                     </m:rPr>
                     <m:t>⋅</m:t>
                   </m:r>
-                  <m:r>
-                    <m:t>13.29</m:t>
-                  </m:r>
+                  <m:f>
+                    <m:fPr>
+                      <m:type m:val="bar"/>
+                    </m:fPr>
+                    <m:num>
+                      <m:r>
+                        <m:t>0.93</m:t>
+                      </m:r>
+                    </m:num>
+                    <m:den>
+                      <m:r>
+                        <m:t>0.07</m:t>
+                      </m:r>
+                    </m:den>
+                  </m:f>
                 </m:den>
               </m:f>
               <m:r>
@@ -7426,7 +7544,102 @@
                   <m:nor/>
                   <m:sty m:val="p"/>
                 </m:rPr>
-                <m:t>(divide in each ratio)</m:t>
+                <m:t>(divide </m:t>
+              </m:r>
+              <m:r>
+                <m:t>0.01</m:t>
+              </m:r>
+              <m:r>
+                <m:rPr>
+                  <m:sty m:val="p"/>
+                </m:rPr>
+                <m:t>/</m:t>
+              </m:r>
+              <m:r>
+                <m:t>0.99</m:t>
+              </m:r>
+              <m:r>
+                <m:rPr>
+                  <m:nor/>
+                  <m:sty m:val="p"/>
+                </m:rPr>
+                <m:t>)</m:t>
+              </m:r>
+            </m:e>
+            <m:e>
+              <m:r>
+                <m:t>&amp;</m:t>
+              </m:r>
+              <m:r>
+                <m:rPr>
+                  <m:sty m:val="p"/>
+                </m:rPr>
+                <m:t>≈</m:t>
+              </m:r>
+              <m:f>
+                <m:fPr>
+                  <m:type m:val="bar"/>
+                </m:fPr>
+                <m:num>
+                  <m:r>
+                    <m:t>1</m:t>
+                  </m:r>
+                </m:num>
+                <m:den>
+                  <m:r>
+                    <m:t>1</m:t>
+                  </m:r>
+                  <m:r>
+                    <m:rPr>
+                      <m:sty m:val="p"/>
+                    </m:rPr>
+                    <m:t>+</m:t>
+                  </m:r>
+                  <m:r>
+                    <m:t>0.0101</m:t>
+                  </m:r>
+                  <m:r>
+                    <m:rPr>
+                      <m:sty m:val="p"/>
+                    </m:rPr>
+                    <m:t>⋅</m:t>
+                  </m:r>
+                  <m:r>
+                    <m:t>13.29</m:t>
+                  </m:r>
+                </m:den>
+              </m:f>
+              <m:r>
+                <m:t>&amp;</m:t>
+              </m:r>
+              <m:r>
+                <m:t>&amp;</m:t>
+              </m:r>
+              <m:r>
+                <m:rPr>
+                  <m:nor/>
+                  <m:sty m:val="p"/>
+                </m:rPr>
+                <m:t>(divide </m:t>
+              </m:r>
+              <m:r>
+                <m:t>0.93</m:t>
+              </m:r>
+              <m:r>
+                <m:rPr>
+                  <m:sty m:val="p"/>
+                </m:rPr>
+                <m:t>/</m:t>
+              </m:r>
+              <m:r>
+                <m:t>0.07</m:t>
+              </m:r>
+              <m:r>
+                <m:rPr>
+                  <m:nor/>
+                  <m:sty m:val="p"/>
+                </m:rPr>
+                <m:t>)</m:t>
               </m:r>
             </m:e>
             <m:e>
@@ -7594,6 +7807,12 @@
       </w:pPr>
       <w:r>
         <w:t xml:space="preserve">If the same test were used in a population with prevalence 0.1% instead,</w:t>
+      </w:r>
+      <w:r>
+        <w:t xml:space="preserve"> </w:t>
+      </w:r>
+      <w:r>
+        <w:t xml:space="preserve">and its sensitivity and specificity were still 99% in that population,</w:t>
       </w:r>
       <w:r>
         <w:t xml:space="preserve"> </w:t>
@@ -7943,7 +8162,19 @@
         <w:t xml:space="preserve"> (The PPV depends on the population, not only on the test). </w:t>
       </w:r>
       <w:r>
-        <w:t xml:space="preserve">The sensitivity and specificity describe the test itself,</w:t>
+        <w:t xml:space="preserve">The sensitivity and specificity describe the test’s performance in a specified setting,</w:t>
+      </w:r>
+      <w:r>
+        <w:t xml:space="preserve"> </w:t>
+      </w:r>
+      <w:r>
+        <w:t xml:space="preserve">and may differ across settings</w:t>
+      </w:r>
+      <w:r>
+        <w:t xml:space="preserve"> </w:t>
+      </w:r>
+      <w:r>
+        <w:t xml:space="preserve">(for example, with the case mix of the people tested or the threshold used to call a result positive),</w:t>
       </w:r>
       <w:r>
         <w:t xml:space="preserve"> </w:t>
@@ -7970,20 +8201,12 @@
               <m:t>−</m:t>
             </m:r>
             <m:r>
-              <m:rPr>
-                <m:nor/>
-                <m:sty m:val="p"/>
-              </m:rPr>
-              <m:t>prev</m:t>
+              <m:t>π</m:t>
             </m:r>
           </m:num>
           <m:den>
             <m:r>
-              <m:rPr>
-                <m:nor/>
-                <m:sty m:val="p"/>
-              </m:rPr>
-              <m:t>prev</m:t>
+              <m:t>π</m:t>
             </m:r>
           </m:den>
         </m:f>
@@ -11877,7 +12100,7 @@
         <w:pStyle w:val="Compact"/>
         <w:numPr>
           <w:ilvl w:val="0"/>
-          <w:numId w:val="1003"/>
+          <w:numId w:val="1006"/>
         </w:numPr>
       </w:pPr>
       <w:r>
@@ -11903,7 +12126,7 @@
         <w:pStyle w:val="Compact"/>
         <w:numPr>
           <w:ilvl w:val="0"/>
-          <w:numId w:val="1003"/>
+          <w:numId w:val="1006"/>
         </w:numPr>
       </w:pPr>
       <w:r>
@@ -11929,7 +12152,7 @@
         <w:pStyle w:val="Compact"/>
         <w:numPr>
           <w:ilvl w:val="0"/>
-          <w:numId w:val="1003"/>
+          <w:numId w:val="1006"/>
         </w:numPr>
       </w:pPr>
       <w:r>
@@ -11955,7 +12178,7 @@
         <w:pStyle w:val="Compact"/>
         <w:numPr>
           <w:ilvl w:val="0"/>
-          <w:numId w:val="1003"/>
+          <w:numId w:val="1006"/>
         </w:numPr>
       </w:pPr>
       <w:r>
@@ -20097,7 +20320,7 @@
         <w:pStyle w:val="Compact"/>
         <w:numPr>
           <w:ilvl w:val="0"/>
-          <w:numId w:val="1004"/>
+          <w:numId w:val="1007"/>
         </w:numPr>
       </w:pPr>
       <m:oMath>
@@ -20200,7 +20423,7 @@
         <w:pStyle w:val="Compact"/>
         <w:numPr>
           <w:ilvl w:val="0"/>
-          <w:numId w:val="1004"/>
+          <w:numId w:val="1007"/>
         </w:numPr>
       </w:pPr>
       <w:r>
@@ -20303,7 +20526,7 @@
         <w:pStyle w:val="Compact"/>
         <w:numPr>
           <w:ilvl w:val="0"/>
-          <w:numId w:val="1004"/>
+          <w:numId w:val="1007"/>
         </w:numPr>
       </w:pPr>
       <w:r>
@@ -21819,6 +22042,15 @@
     <w:abstractNumId w:val="991"/>
   </w:num>
   <w:num w:numId="1002">
+    <w:abstractNumId w:val="991"/>
+  </w:num>
+  <w:num w:numId="1003">
+    <w:abstractNumId w:val="991"/>
+  </w:num>
+  <w:num w:numId="1004">
+    <w:abstractNumId w:val="991"/>
+  </w:num>
+  <w:num w:numId="1005">
     <w:abstractNumId w:val="99311"/>
     <w:lvlOverride w:ilvl="0">
       <w:startOverride w:val="1"/>
@@ -21848,10 +22080,10 @@
       <w:startOverride w:val="1"/>
     </w:lvlOverride>
   </w:num>
-  <w:num w:numId="1003">
+  <w:num w:numId="1006">
     <w:abstractNumId w:val="991"/>
   </w:num>
-  <w:num w:numId="1004">
+  <w:num w:numId="1007">
     <w:abstractNumId w:val="991"/>
   </w:num>
 </w:numbering>
